--- a/Lab4/pzpi-23-3-dolzhenkova-daria-lab4.docx
+++ b/Lab4/pzpi-23-3-dolzhenkova-daria-lab4.docx
@@ -1736,7 +1736,6 @@
         <w:t xml:space="preserve"> </w:t>
       </w:r>
       <w:proofErr w:type="spellStart"/>
-      <w:proofErr w:type="gramStart"/>
       <w:r>
         <w:rPr>
           <w:lang w:val="en-US"/>
@@ -1744,7 +1743,6 @@
         <w:t>config.json</w:t>
       </w:r>
       <w:proofErr w:type="spellEnd"/>
-      <w:proofErr w:type="gramEnd"/>
       <w:r>
         <w:rPr>
           <w:lang w:val="en-US"/>
@@ -3553,24 +3551,40 @@
         <w:pStyle w:val="11"/>
         <w:jc w:val="left"/>
         <w:rPr>
-          <w:rFonts w:ascii="Courier New" w:hAnsi="Courier New" w:cs="Courier New"/>
           <w:b/>
           <w:bCs/>
-          <w:sz w:val="24"/>
-          <w:szCs w:val="24"/>
-        </w:rPr>
-      </w:pPr>
-      <w:r>
-        <w:rPr>
-          <w:rFonts w:ascii="Courier New" w:hAnsi="Courier New" w:cs="Courier New"/>
+          <w:lang w:val="ru-RU"/>
+        </w:rPr>
+      </w:pPr>
+      <w:proofErr w:type="spellStart"/>
+      <w:r>
+        <w:t>GitHub</w:t>
+      </w:r>
+      <w:proofErr w:type="spellEnd"/>
+      <w:r>
+        <w:t xml:space="preserve"> репозиторій: https://github.com/NureDolzhenkovaDaria/ark-pzpi-23-3-dolzhenkova-daria/tree/main/Lab</w:t>
+      </w:r>
+      <w:r>
+        <w:rPr>
+          <w:lang w:val="ru-RU"/>
+        </w:rPr>
+        <w:t>4</w:t>
+      </w:r>
+    </w:p>
+    <w:p>
+      <w:pPr>
+        <w:pStyle w:val="11"/>
+        <w:ind w:firstLine="0"/>
+        <w:rPr>
           <w:b/>
           <w:bCs/>
-          <w:sz w:val="24"/>
-          <w:szCs w:val="24"/>
-        </w:rPr>
-        <w:t>Б</w:t>
-      </w:r>
-      <w:r>
+        </w:rPr>
+      </w:pPr>
+    </w:p>
+    <w:p>
+      <w:pPr>
+        <w:pStyle w:val="11"/>
+        <w:jc w:val="left"/>
         <w:rPr>
           <w:rFonts w:ascii="Courier New" w:hAnsi="Courier New" w:cs="Courier New"/>
           <w:b/>
@@ -3578,9 +3592,7 @@
           <w:sz w:val="24"/>
           <w:szCs w:val="24"/>
         </w:rPr>
-        <w:t xml:space="preserve">.1 Конфігураційний файл </w:t>
-      </w:r>
-      <w:proofErr w:type="spellStart"/>
+      </w:pPr>
       <w:r>
         <w:rPr>
           <w:rFonts w:ascii="Courier New" w:hAnsi="Courier New" w:cs="Courier New"/>
@@ -3589,9 +3601,8 @@
           <w:sz w:val="24"/>
           <w:szCs w:val="24"/>
         </w:rPr>
-        <w:t>IoT</w:t>
-      </w:r>
-      <w:proofErr w:type="spellEnd"/>
+        <w:t>Б</w:t>
+      </w:r>
       <w:r>
         <w:rPr>
           <w:rFonts w:ascii="Courier New" w:hAnsi="Courier New" w:cs="Courier New"/>
@@ -3600,7 +3611,7 @@
           <w:sz w:val="24"/>
           <w:szCs w:val="24"/>
         </w:rPr>
-        <w:t>-клієнта (</w:t>
+        <w:t xml:space="preserve">.1 Конфігураційний файл </w:t>
       </w:r>
       <w:proofErr w:type="spellStart"/>
       <w:r>
@@ -3611,7 +3622,7 @@
           <w:sz w:val="24"/>
           <w:szCs w:val="24"/>
         </w:rPr>
-        <w:t>config.json</w:t>
+        <w:t>IoT</w:t>
       </w:r>
       <w:proofErr w:type="spellEnd"/>
       <w:r>
@@ -3622,194 +3633,21 @@
           <w:sz w:val="24"/>
           <w:szCs w:val="24"/>
         </w:rPr>
-        <w:t>)</w:t>
-      </w:r>
-    </w:p>
-    <w:p>
-      <w:pPr>
-        <w:pStyle w:val="11"/>
-        <w:jc w:val="left"/>
-        <w:rPr>
+        <w:t>-клієнта (</w:t>
+      </w:r>
+      <w:proofErr w:type="spellStart"/>
+      <w:r>
+        <w:rPr>
+          <w:rFonts w:ascii="Courier New" w:hAnsi="Courier New" w:cs="Courier New"/>
           <w:b/>
           <w:bCs/>
-        </w:rPr>
-      </w:pPr>
-    </w:p>
-    <w:p>
-      <w:pPr>
-        <w:pStyle w:val="11"/>
-        <w:jc w:val="left"/>
-        <w:rPr>
-          <w:rFonts w:ascii="Courier New" w:hAnsi="Courier New" w:cs="Courier New"/>
-          <w:sz w:val="24"/>
-          <w:szCs w:val="24"/>
-        </w:rPr>
-      </w:pPr>
-      <w:r>
-        <w:rPr>
-          <w:rFonts w:ascii="Courier New" w:hAnsi="Courier New" w:cs="Courier New"/>
-          <w:sz w:val="24"/>
-          <w:szCs w:val="24"/>
-        </w:rPr>
-        <w:t>1  {</w:t>
-      </w:r>
-    </w:p>
-    <w:p>
-      <w:pPr>
-        <w:pStyle w:val="11"/>
-        <w:jc w:val="left"/>
-        <w:rPr>
-          <w:rFonts w:ascii="Courier New" w:hAnsi="Courier New" w:cs="Courier New"/>
-          <w:sz w:val="24"/>
-          <w:szCs w:val="24"/>
-        </w:rPr>
-      </w:pPr>
-      <w:r>
-        <w:rPr>
-          <w:rFonts w:ascii="Courier New" w:hAnsi="Courier New" w:cs="Courier New"/>
-          <w:sz w:val="24"/>
-          <w:szCs w:val="24"/>
-        </w:rPr>
-        <w:t xml:space="preserve"> 2    "</w:t>
-      </w:r>
-      <w:proofErr w:type="spellStart"/>
-      <w:r>
-        <w:rPr>
-          <w:rFonts w:ascii="Courier New" w:hAnsi="Courier New" w:cs="Courier New"/>
-          <w:sz w:val="24"/>
-          <w:szCs w:val="24"/>
-        </w:rPr>
-        <w:t>device_id</w:t>
-      </w:r>
-      <w:proofErr w:type="spellEnd"/>
-      <w:r>
-        <w:rPr>
-          <w:rFonts w:ascii="Courier New" w:hAnsi="Courier New" w:cs="Courier New"/>
-          <w:sz w:val="24"/>
-          <w:szCs w:val="24"/>
-        </w:rPr>
-        <w:t>": "EMO_TERMINAL_01",</w:t>
-      </w:r>
-    </w:p>
-    <w:p>
-      <w:pPr>
-        <w:pStyle w:val="11"/>
-        <w:jc w:val="left"/>
-        <w:rPr>
-          <w:rFonts w:ascii="Courier New" w:hAnsi="Courier New" w:cs="Courier New"/>
-          <w:sz w:val="24"/>
-          <w:szCs w:val="24"/>
-        </w:rPr>
-      </w:pPr>
-      <w:r>
-        <w:rPr>
-          <w:rFonts w:ascii="Courier New" w:hAnsi="Courier New" w:cs="Courier New"/>
-          <w:sz w:val="24"/>
-          <w:szCs w:val="24"/>
-        </w:rPr>
-        <w:t xml:space="preserve"> 3    "</w:t>
-      </w:r>
-      <w:proofErr w:type="spellStart"/>
-      <w:r>
-        <w:rPr>
-          <w:rFonts w:ascii="Courier New" w:hAnsi="Courier New" w:cs="Courier New"/>
-          <w:sz w:val="24"/>
-          <w:szCs w:val="24"/>
-        </w:rPr>
-        <w:t>server_url</w:t>
-      </w:r>
-      <w:proofErr w:type="spellEnd"/>
-      <w:r>
-        <w:rPr>
-          <w:rFonts w:ascii="Courier New" w:hAnsi="Courier New" w:cs="Courier New"/>
-          <w:sz w:val="24"/>
-          <w:szCs w:val="24"/>
-        </w:rPr>
-        <w:t>": "http://127.0.0.1:8000/api/v1/get_ad",</w:t>
-      </w:r>
-    </w:p>
-    <w:p>
-      <w:pPr>
-        <w:pStyle w:val="11"/>
-        <w:jc w:val="left"/>
-        <w:rPr>
-          <w:rFonts w:ascii="Courier New" w:hAnsi="Courier New" w:cs="Courier New"/>
-          <w:sz w:val="24"/>
-          <w:szCs w:val="24"/>
-        </w:rPr>
-      </w:pPr>
-      <w:r>
-        <w:rPr>
-          <w:rFonts w:ascii="Courier New" w:hAnsi="Courier New" w:cs="Courier New"/>
-          <w:sz w:val="24"/>
-          <w:szCs w:val="24"/>
-        </w:rPr>
-        <w:t xml:space="preserve"> 4    "</w:t>
-      </w:r>
-      <w:proofErr w:type="spellStart"/>
-      <w:r>
-        <w:rPr>
-          <w:rFonts w:ascii="Courier New" w:hAnsi="Courier New" w:cs="Courier New"/>
-          <w:sz w:val="24"/>
-          <w:szCs w:val="24"/>
-        </w:rPr>
-        <w:t>poll_interval_sec</w:t>
-      </w:r>
-      <w:proofErr w:type="spellEnd"/>
-      <w:r>
-        <w:rPr>
-          <w:rFonts w:ascii="Courier New" w:hAnsi="Courier New" w:cs="Courier New"/>
-          <w:sz w:val="24"/>
-          <w:szCs w:val="24"/>
-        </w:rPr>
-        <w:t>": 5</w:t>
-      </w:r>
-    </w:p>
-    <w:p>
-      <w:pPr>
-        <w:pStyle w:val="11"/>
-        <w:jc w:val="left"/>
-        <w:rPr>
-          <w:rFonts w:ascii="Courier New" w:hAnsi="Courier New" w:cs="Courier New"/>
-          <w:sz w:val="24"/>
-          <w:szCs w:val="24"/>
-        </w:rPr>
-      </w:pPr>
-      <w:r>
-        <w:rPr>
-          <w:rFonts w:ascii="Courier New" w:hAnsi="Courier New" w:cs="Courier New"/>
-          <w:sz w:val="24"/>
-          <w:szCs w:val="24"/>
-        </w:rPr>
-        <w:t xml:space="preserve"> 5  }</w:t>
-      </w:r>
-    </w:p>
-    <w:p>
-      <w:pPr>
-        <w:pStyle w:val="11"/>
-        <w:jc w:val="left"/>
-        <w:rPr>
-          <w:rFonts w:ascii="Courier New" w:hAnsi="Courier New" w:cs="Courier New"/>
-          <w:sz w:val="24"/>
-          <w:szCs w:val="24"/>
-        </w:rPr>
-      </w:pPr>
-    </w:p>
-    <w:p>
-      <w:pPr>
-        <w:pStyle w:val="11"/>
-        <w:jc w:val="left"/>
-        <w:rPr>
-          <w:rFonts w:ascii="Courier New" w:hAnsi="Courier New" w:cs="Courier New"/>
-          <w:sz w:val="24"/>
-          <w:szCs w:val="24"/>
-        </w:rPr>
-      </w:pPr>
-    </w:p>
-    <w:p>
-      <w:pPr>
-        <w:pStyle w:val="11"/>
-        <w:jc w:val="left"/>
+          <w:sz w:val="24"/>
+          <w:szCs w:val="24"/>
+        </w:rPr>
+        <w:t>config.json</w:t>
+      </w:r>
+      <w:proofErr w:type="spellEnd"/>
+      <w:r>
         <w:rPr>
           <w:rFonts w:ascii="Courier New" w:hAnsi="Courier New" w:cs="Courier New"/>
           <w:b/>
@@ -3817,19 +3655,194 @@
           <w:sz w:val="24"/>
           <w:szCs w:val="24"/>
         </w:rPr>
-      </w:pPr>
-      <w:r>
-        <w:rPr>
-          <w:rFonts w:ascii="Courier New" w:hAnsi="Courier New" w:cs="Courier New"/>
+        <w:t>)</w:t>
+      </w:r>
+    </w:p>
+    <w:p>
+      <w:pPr>
+        <w:pStyle w:val="11"/>
+        <w:jc w:val="left"/>
+        <w:rPr>
           <w:b/>
           <w:bCs/>
-          <w:sz w:val="24"/>
-          <w:szCs w:val="24"/>
-        </w:rPr>
-        <w:t xml:space="preserve">Б.2 Програмна реалізація </w:t>
-      </w:r>
-      <w:proofErr w:type="spellStart"/>
-      <w:r>
+        </w:rPr>
+      </w:pPr>
+    </w:p>
+    <w:p>
+      <w:pPr>
+        <w:pStyle w:val="11"/>
+        <w:jc w:val="left"/>
+        <w:rPr>
+          <w:rFonts w:ascii="Courier New" w:hAnsi="Courier New" w:cs="Courier New"/>
+          <w:sz w:val="24"/>
+          <w:szCs w:val="24"/>
+        </w:rPr>
+      </w:pPr>
+      <w:r>
+        <w:rPr>
+          <w:rFonts w:ascii="Courier New" w:hAnsi="Courier New" w:cs="Courier New"/>
+          <w:sz w:val="24"/>
+          <w:szCs w:val="24"/>
+        </w:rPr>
+        <w:t>1  {</w:t>
+      </w:r>
+    </w:p>
+    <w:p>
+      <w:pPr>
+        <w:pStyle w:val="11"/>
+        <w:jc w:val="left"/>
+        <w:rPr>
+          <w:rFonts w:ascii="Courier New" w:hAnsi="Courier New" w:cs="Courier New"/>
+          <w:sz w:val="24"/>
+          <w:szCs w:val="24"/>
+        </w:rPr>
+      </w:pPr>
+      <w:r>
+        <w:rPr>
+          <w:rFonts w:ascii="Courier New" w:hAnsi="Courier New" w:cs="Courier New"/>
+          <w:sz w:val="24"/>
+          <w:szCs w:val="24"/>
+        </w:rPr>
+        <w:t xml:space="preserve"> 2    "</w:t>
+      </w:r>
+      <w:proofErr w:type="spellStart"/>
+      <w:r>
+        <w:rPr>
+          <w:rFonts w:ascii="Courier New" w:hAnsi="Courier New" w:cs="Courier New"/>
+          <w:sz w:val="24"/>
+          <w:szCs w:val="24"/>
+        </w:rPr>
+        <w:t>device_id</w:t>
+      </w:r>
+      <w:proofErr w:type="spellEnd"/>
+      <w:r>
+        <w:rPr>
+          <w:rFonts w:ascii="Courier New" w:hAnsi="Courier New" w:cs="Courier New"/>
+          <w:sz w:val="24"/>
+          <w:szCs w:val="24"/>
+        </w:rPr>
+        <w:t>": "EMO_TERMINAL_01",</w:t>
+      </w:r>
+    </w:p>
+    <w:p>
+      <w:pPr>
+        <w:pStyle w:val="11"/>
+        <w:jc w:val="left"/>
+        <w:rPr>
+          <w:rFonts w:ascii="Courier New" w:hAnsi="Courier New" w:cs="Courier New"/>
+          <w:sz w:val="24"/>
+          <w:szCs w:val="24"/>
+        </w:rPr>
+      </w:pPr>
+      <w:r>
+        <w:rPr>
+          <w:rFonts w:ascii="Courier New" w:hAnsi="Courier New" w:cs="Courier New"/>
+          <w:sz w:val="24"/>
+          <w:szCs w:val="24"/>
+        </w:rPr>
+        <w:t xml:space="preserve"> 3    "</w:t>
+      </w:r>
+      <w:proofErr w:type="spellStart"/>
+      <w:r>
+        <w:rPr>
+          <w:rFonts w:ascii="Courier New" w:hAnsi="Courier New" w:cs="Courier New"/>
+          <w:sz w:val="24"/>
+          <w:szCs w:val="24"/>
+        </w:rPr>
+        <w:t>server_url</w:t>
+      </w:r>
+      <w:proofErr w:type="spellEnd"/>
+      <w:r>
+        <w:rPr>
+          <w:rFonts w:ascii="Courier New" w:hAnsi="Courier New" w:cs="Courier New"/>
+          <w:sz w:val="24"/>
+          <w:szCs w:val="24"/>
+        </w:rPr>
+        <w:t>": "http://127.0.0.1:8000/api/v1/get_ad",</w:t>
+      </w:r>
+    </w:p>
+    <w:p>
+      <w:pPr>
+        <w:pStyle w:val="11"/>
+        <w:jc w:val="left"/>
+        <w:rPr>
+          <w:rFonts w:ascii="Courier New" w:hAnsi="Courier New" w:cs="Courier New"/>
+          <w:sz w:val="24"/>
+          <w:szCs w:val="24"/>
+        </w:rPr>
+      </w:pPr>
+      <w:r>
+        <w:rPr>
+          <w:rFonts w:ascii="Courier New" w:hAnsi="Courier New" w:cs="Courier New"/>
+          <w:sz w:val="24"/>
+          <w:szCs w:val="24"/>
+        </w:rPr>
+        <w:t xml:space="preserve"> 4    "</w:t>
+      </w:r>
+      <w:proofErr w:type="spellStart"/>
+      <w:r>
+        <w:rPr>
+          <w:rFonts w:ascii="Courier New" w:hAnsi="Courier New" w:cs="Courier New"/>
+          <w:sz w:val="24"/>
+          <w:szCs w:val="24"/>
+        </w:rPr>
+        <w:t>poll_interval_sec</w:t>
+      </w:r>
+      <w:proofErr w:type="spellEnd"/>
+      <w:r>
+        <w:rPr>
+          <w:rFonts w:ascii="Courier New" w:hAnsi="Courier New" w:cs="Courier New"/>
+          <w:sz w:val="24"/>
+          <w:szCs w:val="24"/>
+        </w:rPr>
+        <w:t>": 5</w:t>
+      </w:r>
+    </w:p>
+    <w:p>
+      <w:pPr>
+        <w:pStyle w:val="11"/>
+        <w:jc w:val="left"/>
+        <w:rPr>
+          <w:rFonts w:ascii="Courier New" w:hAnsi="Courier New" w:cs="Courier New"/>
+          <w:sz w:val="24"/>
+          <w:szCs w:val="24"/>
+        </w:rPr>
+      </w:pPr>
+      <w:r>
+        <w:rPr>
+          <w:rFonts w:ascii="Courier New" w:hAnsi="Courier New" w:cs="Courier New"/>
+          <w:sz w:val="24"/>
+          <w:szCs w:val="24"/>
+        </w:rPr>
+        <w:t xml:space="preserve"> 5  }</w:t>
+      </w:r>
+    </w:p>
+    <w:p>
+      <w:pPr>
+        <w:pStyle w:val="11"/>
+        <w:jc w:val="left"/>
+        <w:rPr>
+          <w:rFonts w:ascii="Courier New" w:hAnsi="Courier New" w:cs="Courier New"/>
+          <w:sz w:val="24"/>
+          <w:szCs w:val="24"/>
+        </w:rPr>
+      </w:pPr>
+    </w:p>
+    <w:p>
+      <w:pPr>
+        <w:pStyle w:val="11"/>
+        <w:jc w:val="left"/>
+        <w:rPr>
+          <w:rFonts w:ascii="Courier New" w:hAnsi="Courier New" w:cs="Courier New"/>
+          <w:sz w:val="24"/>
+          <w:szCs w:val="24"/>
+        </w:rPr>
+      </w:pPr>
+    </w:p>
+    <w:p>
+      <w:pPr>
+        <w:pStyle w:val="11"/>
+        <w:jc w:val="left"/>
         <w:rPr>
           <w:rFonts w:ascii="Courier New" w:hAnsi="Courier New" w:cs="Courier New"/>
           <w:b/>
@@ -3837,9 +3850,7 @@
           <w:sz w:val="24"/>
           <w:szCs w:val="24"/>
         </w:rPr>
-        <w:t>IoT</w:t>
-      </w:r>
-      <w:proofErr w:type="spellEnd"/>
+      </w:pPr>
       <w:r>
         <w:rPr>
           <w:rFonts w:ascii="Courier New" w:hAnsi="Courier New" w:cs="Courier New"/>
@@ -3848,7 +3859,7 @@
           <w:sz w:val="24"/>
           <w:szCs w:val="24"/>
         </w:rPr>
-        <w:t xml:space="preserve">-клієнта із </w:t>
+        <w:t xml:space="preserve">Б.2 Програмна реалізація </w:t>
       </w:r>
       <w:proofErr w:type="spellStart"/>
       <w:r>
@@ -3859,7 +3870,7 @@
           <w:sz w:val="24"/>
           <w:szCs w:val="24"/>
         </w:rPr>
-        <w:t>стейт</w:t>
+        <w:t>IoT</w:t>
       </w:r>
       <w:proofErr w:type="spellEnd"/>
       <w:r>
@@ -3870,7 +3881,7 @@
           <w:sz w:val="24"/>
           <w:szCs w:val="24"/>
         </w:rPr>
-        <w:t xml:space="preserve">-машиною та </w:t>
+        <w:t xml:space="preserve">-клієнта із </w:t>
       </w:r>
       <w:proofErr w:type="spellStart"/>
       <w:r>
@@ -3881,7 +3892,7 @@
           <w:sz w:val="24"/>
           <w:szCs w:val="24"/>
         </w:rPr>
-        <w:t>відмовостійкістю</w:t>
+        <w:t>стейт</w:t>
       </w:r>
       <w:proofErr w:type="spellEnd"/>
       <w:r>
@@ -3892,6 +3903,28 @@
           <w:sz w:val="24"/>
           <w:szCs w:val="24"/>
         </w:rPr>
+        <w:t xml:space="preserve">-машиною та </w:t>
+      </w:r>
+      <w:proofErr w:type="spellStart"/>
+      <w:r>
+        <w:rPr>
+          <w:rFonts w:ascii="Courier New" w:hAnsi="Courier New" w:cs="Courier New"/>
+          <w:b/>
+          <w:bCs/>
+          <w:sz w:val="24"/>
+          <w:szCs w:val="24"/>
+        </w:rPr>
+        <w:t>відмовостійкістю</w:t>
+      </w:r>
+      <w:proofErr w:type="spellEnd"/>
+      <w:r>
+        <w:rPr>
+          <w:rFonts w:ascii="Courier New" w:hAnsi="Courier New" w:cs="Courier New"/>
+          <w:b/>
+          <w:bCs/>
+          <w:sz w:val="24"/>
+          <w:szCs w:val="24"/>
+        </w:rPr>
         <w:t xml:space="preserve"> (iot_client.py)</w:t>
       </w:r>
     </w:p>
@@ -4696,6 +4729,7 @@
           <w:sz w:val="24"/>
           <w:szCs w:val="24"/>
         </w:rPr>
+        <w:lastRenderedPageBreak/>
         <w:t xml:space="preserve">17             </w:t>
       </w:r>
       <w:proofErr w:type="spellStart"/>
@@ -4879,724 +4913,1075 @@
           <w:sz w:val="24"/>
           <w:szCs w:val="24"/>
         </w:rPr>
+        <w:t xml:space="preserve">20             </w:t>
+      </w:r>
+      <w:proofErr w:type="spellStart"/>
+      <w:r>
+        <w:rPr>
+          <w:rFonts w:ascii="Courier New" w:hAnsi="Courier New" w:cs="Courier New"/>
+          <w:sz w:val="24"/>
+          <w:szCs w:val="24"/>
+        </w:rPr>
+        <w:t>ans</w:t>
+      </w:r>
+      <w:proofErr w:type="spellEnd"/>
+      <w:r>
+        <w:rPr>
+          <w:rFonts w:ascii="Courier New" w:hAnsi="Courier New" w:cs="Courier New"/>
+          <w:sz w:val="24"/>
+          <w:szCs w:val="24"/>
+        </w:rPr>
+        <w:t xml:space="preserve"> = </w:t>
+      </w:r>
+      <w:proofErr w:type="spellStart"/>
+      <w:r>
+        <w:rPr>
+          <w:rFonts w:ascii="Courier New" w:hAnsi="Courier New" w:cs="Courier New"/>
+          <w:sz w:val="24"/>
+          <w:szCs w:val="24"/>
+        </w:rPr>
+        <w:t>input</w:t>
+      </w:r>
+      <w:proofErr w:type="spellEnd"/>
+      <w:r>
+        <w:rPr>
+          <w:rFonts w:ascii="Courier New" w:hAnsi="Courier New" w:cs="Courier New"/>
+          <w:sz w:val="24"/>
+          <w:szCs w:val="24"/>
+        </w:rPr>
+        <w:t>("Бажаєте оцінити цю рекламу? (y/n): ").</w:t>
+      </w:r>
+      <w:proofErr w:type="spellStart"/>
+      <w:r>
+        <w:rPr>
+          <w:rFonts w:ascii="Courier New" w:hAnsi="Courier New" w:cs="Courier New"/>
+          <w:sz w:val="24"/>
+          <w:szCs w:val="24"/>
+        </w:rPr>
+        <w:t>strip</w:t>
+      </w:r>
+      <w:proofErr w:type="spellEnd"/>
+      <w:r>
+        <w:rPr>
+          <w:rFonts w:ascii="Courier New" w:hAnsi="Courier New" w:cs="Courier New"/>
+          <w:sz w:val="24"/>
+          <w:szCs w:val="24"/>
+        </w:rPr>
+        <w:t>().</w:t>
+      </w:r>
+      <w:proofErr w:type="spellStart"/>
+      <w:r>
+        <w:rPr>
+          <w:rFonts w:ascii="Courier New" w:hAnsi="Courier New" w:cs="Courier New"/>
+          <w:sz w:val="24"/>
+          <w:szCs w:val="24"/>
+        </w:rPr>
+        <w:t>lower</w:t>
+      </w:r>
+      <w:proofErr w:type="spellEnd"/>
+      <w:r>
+        <w:rPr>
+          <w:rFonts w:ascii="Courier New" w:hAnsi="Courier New" w:cs="Courier New"/>
+          <w:sz w:val="24"/>
+          <w:szCs w:val="24"/>
+        </w:rPr>
+        <w:t>()</w:t>
+      </w:r>
+    </w:p>
+    <w:p>
+      <w:pPr>
+        <w:pStyle w:val="11"/>
+        <w:jc w:val="left"/>
+        <w:rPr>
+          <w:rFonts w:ascii="Courier New" w:hAnsi="Courier New" w:cs="Courier New"/>
+          <w:sz w:val="24"/>
+          <w:szCs w:val="24"/>
+        </w:rPr>
+      </w:pPr>
+      <w:r>
+        <w:rPr>
+          <w:rFonts w:ascii="Courier New" w:hAnsi="Courier New" w:cs="Courier New"/>
+          <w:sz w:val="24"/>
+          <w:szCs w:val="24"/>
+        </w:rPr>
+        <w:t xml:space="preserve">21             </w:t>
+      </w:r>
+      <w:proofErr w:type="spellStart"/>
+      <w:r>
+        <w:rPr>
+          <w:rFonts w:ascii="Courier New" w:hAnsi="Courier New" w:cs="Courier New"/>
+          <w:sz w:val="24"/>
+          <w:szCs w:val="24"/>
+        </w:rPr>
+        <w:t>if</w:t>
+      </w:r>
+      <w:proofErr w:type="spellEnd"/>
+      <w:r>
+        <w:rPr>
+          <w:rFonts w:ascii="Courier New" w:hAnsi="Courier New" w:cs="Courier New"/>
+          <w:sz w:val="24"/>
+          <w:szCs w:val="24"/>
+        </w:rPr>
+        <w:t xml:space="preserve"> ans == 'y':</w:t>
+      </w:r>
+    </w:p>
+    <w:p>
+      <w:pPr>
+        <w:pStyle w:val="11"/>
+        <w:jc w:val="left"/>
+        <w:rPr>
+          <w:rFonts w:ascii="Courier New" w:hAnsi="Courier New" w:cs="Courier New"/>
+          <w:sz w:val="24"/>
+          <w:szCs w:val="24"/>
+        </w:rPr>
+      </w:pPr>
+      <w:r>
+        <w:rPr>
+          <w:rFonts w:ascii="Courier New" w:hAnsi="Courier New" w:cs="Courier New"/>
+          <w:sz w:val="24"/>
+          <w:szCs w:val="24"/>
+        </w:rPr>
+        <w:t xml:space="preserve">22                 </w:t>
+      </w:r>
+      <w:proofErr w:type="spellStart"/>
+      <w:r>
+        <w:rPr>
+          <w:rFonts w:ascii="Courier New" w:hAnsi="Courier New" w:cs="Courier New"/>
+          <w:sz w:val="24"/>
+          <w:szCs w:val="24"/>
+        </w:rPr>
+        <w:t>try</w:t>
+      </w:r>
+      <w:proofErr w:type="spellEnd"/>
+      <w:r>
+        <w:rPr>
+          <w:rFonts w:ascii="Courier New" w:hAnsi="Courier New" w:cs="Courier New"/>
+          <w:sz w:val="24"/>
+          <w:szCs w:val="24"/>
+        </w:rPr>
+        <w:t>:</w:t>
+      </w:r>
+    </w:p>
+    <w:p>
+      <w:pPr>
+        <w:pStyle w:val="11"/>
+        <w:jc w:val="left"/>
+        <w:rPr>
+          <w:rFonts w:ascii="Courier New" w:hAnsi="Courier New" w:cs="Courier New"/>
+          <w:sz w:val="24"/>
+          <w:szCs w:val="24"/>
+        </w:rPr>
+      </w:pPr>
+      <w:r>
+        <w:rPr>
+          <w:rFonts w:ascii="Courier New" w:hAnsi="Courier New" w:cs="Courier New"/>
+          <w:sz w:val="24"/>
+          <w:szCs w:val="24"/>
+        </w:rPr>
+        <w:t xml:space="preserve">23                     </w:t>
+      </w:r>
+      <w:proofErr w:type="spellStart"/>
+      <w:r>
+        <w:rPr>
+          <w:rFonts w:ascii="Courier New" w:hAnsi="Courier New" w:cs="Courier New"/>
+          <w:sz w:val="24"/>
+          <w:szCs w:val="24"/>
+        </w:rPr>
+        <w:t>rating</w:t>
+      </w:r>
+      <w:proofErr w:type="spellEnd"/>
+      <w:r>
+        <w:rPr>
+          <w:rFonts w:ascii="Courier New" w:hAnsi="Courier New" w:cs="Courier New"/>
+          <w:sz w:val="24"/>
+          <w:szCs w:val="24"/>
+        </w:rPr>
+        <w:t xml:space="preserve"> = </w:t>
+      </w:r>
+      <w:proofErr w:type="spellStart"/>
+      <w:r>
+        <w:rPr>
+          <w:rFonts w:ascii="Courier New" w:hAnsi="Courier New" w:cs="Courier New"/>
+          <w:sz w:val="24"/>
+          <w:szCs w:val="24"/>
+        </w:rPr>
+        <w:t>int</w:t>
+      </w:r>
+      <w:proofErr w:type="spellEnd"/>
+      <w:r>
+        <w:rPr>
+          <w:rFonts w:ascii="Courier New" w:hAnsi="Courier New" w:cs="Courier New"/>
+          <w:sz w:val="24"/>
+          <w:szCs w:val="24"/>
+        </w:rPr>
+        <w:t>(</w:t>
+      </w:r>
+      <w:proofErr w:type="spellStart"/>
+      <w:r>
+        <w:rPr>
+          <w:rFonts w:ascii="Courier New" w:hAnsi="Courier New" w:cs="Courier New"/>
+          <w:sz w:val="24"/>
+          <w:szCs w:val="24"/>
+        </w:rPr>
+        <w:t>input</w:t>
+      </w:r>
+      <w:proofErr w:type="spellEnd"/>
+      <w:r>
+        <w:rPr>
+          <w:rFonts w:ascii="Courier New" w:hAnsi="Courier New" w:cs="Courier New"/>
+          <w:sz w:val="24"/>
+          <w:szCs w:val="24"/>
+        </w:rPr>
+        <w:t>("Введіть оцінку (1-5): "))</w:t>
+      </w:r>
+    </w:p>
+    <w:p>
+      <w:pPr>
+        <w:pStyle w:val="11"/>
+        <w:jc w:val="left"/>
+        <w:rPr>
+          <w:rFonts w:ascii="Courier New" w:hAnsi="Courier New" w:cs="Courier New"/>
+          <w:sz w:val="24"/>
+          <w:szCs w:val="24"/>
+        </w:rPr>
+      </w:pPr>
+      <w:r>
+        <w:rPr>
+          <w:rFonts w:ascii="Courier New" w:hAnsi="Courier New" w:cs="Courier New"/>
+          <w:sz w:val="24"/>
+          <w:szCs w:val="24"/>
+        </w:rPr>
+        <w:t xml:space="preserve">24                     </w:t>
+      </w:r>
+      <w:proofErr w:type="spellStart"/>
+      <w:r>
+        <w:rPr>
+          <w:rFonts w:ascii="Courier New" w:hAnsi="Courier New" w:cs="Courier New"/>
+          <w:sz w:val="24"/>
+          <w:szCs w:val="24"/>
+        </w:rPr>
+        <w:t>if</w:t>
+      </w:r>
+      <w:proofErr w:type="spellEnd"/>
+      <w:r>
+        <w:rPr>
+          <w:rFonts w:ascii="Courier New" w:hAnsi="Courier New" w:cs="Courier New"/>
+          <w:sz w:val="24"/>
+          <w:szCs w:val="24"/>
+        </w:rPr>
+        <w:t xml:space="preserve"> 1 &lt;= </w:t>
+      </w:r>
+      <w:proofErr w:type="spellStart"/>
+      <w:r>
+        <w:rPr>
+          <w:rFonts w:ascii="Courier New" w:hAnsi="Courier New" w:cs="Courier New"/>
+          <w:sz w:val="24"/>
+          <w:szCs w:val="24"/>
+        </w:rPr>
+        <w:t>rating</w:t>
+      </w:r>
+      <w:proofErr w:type="spellEnd"/>
+      <w:r>
+        <w:rPr>
+          <w:rFonts w:ascii="Courier New" w:hAnsi="Courier New" w:cs="Courier New"/>
+          <w:sz w:val="24"/>
+          <w:szCs w:val="24"/>
+        </w:rPr>
+        <w:t xml:space="preserve"> &lt;= 5:</w:t>
+      </w:r>
+    </w:p>
+    <w:p>
+      <w:pPr>
+        <w:pStyle w:val="11"/>
+        <w:jc w:val="left"/>
+        <w:rPr>
+          <w:rFonts w:ascii="Courier New" w:hAnsi="Courier New" w:cs="Courier New"/>
+          <w:sz w:val="24"/>
+          <w:szCs w:val="24"/>
+        </w:rPr>
+      </w:pPr>
+      <w:r>
+        <w:rPr>
+          <w:rFonts w:ascii="Courier New" w:hAnsi="Courier New" w:cs="Courier New"/>
+          <w:sz w:val="24"/>
+          <w:szCs w:val="24"/>
+        </w:rPr>
+        <w:t xml:space="preserve">25                         </w:t>
+      </w:r>
+      <w:proofErr w:type="spellStart"/>
+      <w:r>
+        <w:rPr>
+          <w:rFonts w:ascii="Courier New" w:hAnsi="Courier New" w:cs="Courier New"/>
+          <w:sz w:val="24"/>
+          <w:szCs w:val="24"/>
+        </w:rPr>
+        <w:t>comment</w:t>
+      </w:r>
+      <w:proofErr w:type="spellEnd"/>
+      <w:r>
+        <w:rPr>
+          <w:rFonts w:ascii="Courier New" w:hAnsi="Courier New" w:cs="Courier New"/>
+          <w:sz w:val="24"/>
+          <w:szCs w:val="24"/>
+        </w:rPr>
+        <w:t xml:space="preserve"> = </w:t>
+      </w:r>
+      <w:proofErr w:type="spellStart"/>
+      <w:r>
+        <w:rPr>
+          <w:rFonts w:ascii="Courier New" w:hAnsi="Courier New" w:cs="Courier New"/>
+          <w:sz w:val="24"/>
+          <w:szCs w:val="24"/>
+        </w:rPr>
+        <w:t>input</w:t>
+      </w:r>
+      <w:proofErr w:type="spellEnd"/>
+      <w:r>
+        <w:rPr>
+          <w:rFonts w:ascii="Courier New" w:hAnsi="Courier New" w:cs="Courier New"/>
+          <w:sz w:val="24"/>
+          <w:szCs w:val="24"/>
+        </w:rPr>
+        <w:t>("Ваш коментар (необов'язково): ")</w:t>
+      </w:r>
+    </w:p>
+    <w:p>
+      <w:pPr>
+        <w:pStyle w:val="11"/>
+        <w:jc w:val="left"/>
+        <w:rPr>
+          <w:rFonts w:ascii="Courier New" w:hAnsi="Courier New" w:cs="Courier New"/>
+          <w:sz w:val="24"/>
+          <w:szCs w:val="24"/>
+        </w:rPr>
+      </w:pPr>
+      <w:r>
+        <w:rPr>
+          <w:rFonts w:ascii="Courier New" w:hAnsi="Courier New" w:cs="Courier New"/>
+          <w:sz w:val="24"/>
+          <w:szCs w:val="24"/>
+        </w:rPr>
+        <w:t xml:space="preserve">26                         </w:t>
+      </w:r>
+      <w:proofErr w:type="spellStart"/>
+      <w:r>
+        <w:rPr>
+          <w:rFonts w:ascii="Courier New" w:hAnsi="Courier New" w:cs="Courier New"/>
+          <w:sz w:val="24"/>
+          <w:szCs w:val="24"/>
+        </w:rPr>
+        <w:t>fb_payload</w:t>
+      </w:r>
+      <w:proofErr w:type="spellEnd"/>
+      <w:r>
+        <w:rPr>
+          <w:rFonts w:ascii="Courier New" w:hAnsi="Courier New" w:cs="Courier New"/>
+          <w:sz w:val="24"/>
+          <w:szCs w:val="24"/>
+        </w:rPr>
+        <w:t xml:space="preserve"> = {</w:t>
+      </w:r>
+    </w:p>
+    <w:p>
+      <w:pPr>
+        <w:pStyle w:val="11"/>
+        <w:jc w:val="left"/>
+        <w:rPr>
+          <w:rFonts w:ascii="Courier New" w:hAnsi="Courier New" w:cs="Courier New"/>
+          <w:sz w:val="24"/>
+          <w:szCs w:val="24"/>
+        </w:rPr>
+      </w:pPr>
+      <w:r>
+        <w:rPr>
+          <w:rFonts w:ascii="Courier New" w:hAnsi="Courier New" w:cs="Courier New"/>
+          <w:sz w:val="24"/>
+          <w:szCs w:val="24"/>
+        </w:rPr>
+        <w:t>27                             "</w:t>
+      </w:r>
+      <w:proofErr w:type="spellStart"/>
+      <w:r>
+        <w:rPr>
+          <w:rFonts w:ascii="Courier New" w:hAnsi="Courier New" w:cs="Courier New"/>
+          <w:sz w:val="24"/>
+          <w:szCs w:val="24"/>
+        </w:rPr>
+        <w:t>user_id</w:t>
+      </w:r>
+      <w:proofErr w:type="spellEnd"/>
+      <w:r>
+        <w:rPr>
+          <w:rFonts w:ascii="Courier New" w:hAnsi="Courier New" w:cs="Courier New"/>
+          <w:sz w:val="24"/>
+          <w:szCs w:val="24"/>
+        </w:rPr>
+        <w:t>": 1,</w:t>
+      </w:r>
+    </w:p>
+    <w:p>
+      <w:pPr>
+        <w:pStyle w:val="11"/>
+        <w:jc w:val="left"/>
+        <w:rPr>
+          <w:rFonts w:ascii="Courier New" w:hAnsi="Courier New" w:cs="Courier New"/>
+          <w:sz w:val="24"/>
+          <w:szCs w:val="24"/>
+        </w:rPr>
+      </w:pPr>
+      <w:r>
+        <w:rPr>
+          <w:rFonts w:ascii="Courier New" w:hAnsi="Courier New" w:cs="Courier New"/>
+          <w:sz w:val="24"/>
+          <w:szCs w:val="24"/>
+        </w:rPr>
+        <w:t>28                             "</w:t>
+      </w:r>
+      <w:proofErr w:type="spellStart"/>
+      <w:r>
+        <w:rPr>
+          <w:rFonts w:ascii="Courier New" w:hAnsi="Courier New" w:cs="Courier New"/>
+          <w:sz w:val="24"/>
+          <w:szCs w:val="24"/>
+        </w:rPr>
+        <w:t>ad_id</w:t>
+      </w:r>
+      <w:proofErr w:type="spellEnd"/>
+      <w:r>
+        <w:rPr>
+          <w:rFonts w:ascii="Courier New" w:hAnsi="Courier New" w:cs="Courier New"/>
+          <w:sz w:val="24"/>
+          <w:szCs w:val="24"/>
+        </w:rPr>
+        <w:t>": 1,</w:t>
+      </w:r>
+    </w:p>
+    <w:p>
+      <w:pPr>
+        <w:pStyle w:val="11"/>
+        <w:jc w:val="left"/>
+        <w:rPr>
+          <w:rFonts w:ascii="Courier New" w:hAnsi="Courier New" w:cs="Courier New"/>
+          <w:sz w:val="24"/>
+          <w:szCs w:val="24"/>
+        </w:rPr>
+      </w:pPr>
+      <w:r>
+        <w:rPr>
+          <w:rFonts w:ascii="Courier New" w:hAnsi="Courier New" w:cs="Courier New"/>
+          <w:sz w:val="24"/>
+          <w:szCs w:val="24"/>
+        </w:rPr>
+        <w:t>29                             "</w:t>
+      </w:r>
+      <w:proofErr w:type="spellStart"/>
+      <w:r>
+        <w:rPr>
+          <w:rFonts w:ascii="Courier New" w:hAnsi="Courier New" w:cs="Courier New"/>
+          <w:sz w:val="24"/>
+          <w:szCs w:val="24"/>
+        </w:rPr>
+        <w:t>rating</w:t>
+      </w:r>
+      <w:proofErr w:type="spellEnd"/>
+      <w:r>
+        <w:rPr>
+          <w:rFonts w:ascii="Courier New" w:hAnsi="Courier New" w:cs="Courier New"/>
+          <w:sz w:val="24"/>
+          <w:szCs w:val="24"/>
+        </w:rPr>
+        <w:t>": rating,</w:t>
+      </w:r>
+    </w:p>
+    <w:p>
+      <w:pPr>
+        <w:pStyle w:val="11"/>
+        <w:jc w:val="left"/>
+        <w:rPr>
+          <w:rFonts w:ascii="Courier New" w:hAnsi="Courier New" w:cs="Courier New"/>
+          <w:sz w:val="24"/>
+          <w:szCs w:val="24"/>
+        </w:rPr>
+      </w:pPr>
+      <w:r>
+        <w:rPr>
+          <w:rFonts w:ascii="Courier New" w:hAnsi="Courier New" w:cs="Courier New"/>
+          <w:sz w:val="24"/>
+          <w:szCs w:val="24"/>
+        </w:rPr>
+        <w:t>30                             "</w:t>
+      </w:r>
+      <w:proofErr w:type="spellStart"/>
+      <w:r>
+        <w:rPr>
+          <w:rFonts w:ascii="Courier New" w:hAnsi="Courier New" w:cs="Courier New"/>
+          <w:sz w:val="24"/>
+          <w:szCs w:val="24"/>
+        </w:rPr>
+        <w:t>comment</w:t>
+      </w:r>
+      <w:proofErr w:type="spellEnd"/>
+      <w:r>
+        <w:rPr>
+          <w:rFonts w:ascii="Courier New" w:hAnsi="Courier New" w:cs="Courier New"/>
+          <w:sz w:val="24"/>
+          <w:szCs w:val="24"/>
+        </w:rPr>
+        <w:t>": comment</w:t>
+      </w:r>
+    </w:p>
+    <w:p>
+      <w:pPr>
+        <w:pStyle w:val="11"/>
+        <w:jc w:val="left"/>
+        <w:rPr>
+          <w:rFonts w:ascii="Courier New" w:hAnsi="Courier New" w:cs="Courier New"/>
+          <w:sz w:val="24"/>
+          <w:szCs w:val="24"/>
+        </w:rPr>
+      </w:pPr>
+      <w:r>
+        <w:rPr>
+          <w:rFonts w:ascii="Courier New" w:hAnsi="Courier New" w:cs="Courier New"/>
+          <w:sz w:val="24"/>
+          <w:szCs w:val="24"/>
+        </w:rPr>
+        <w:t>31                         }</w:t>
+      </w:r>
+    </w:p>
+    <w:p>
+      <w:pPr>
+        <w:pStyle w:val="11"/>
+        <w:jc w:val="left"/>
+        <w:rPr>
+          <w:rFonts w:ascii="Courier New" w:hAnsi="Courier New" w:cs="Courier New"/>
+          <w:sz w:val="24"/>
+          <w:szCs w:val="24"/>
+        </w:rPr>
+      </w:pPr>
+      <w:r>
+        <w:rPr>
+          <w:rFonts w:ascii="Courier New" w:hAnsi="Courier New" w:cs="Courier New"/>
+          <w:sz w:val="24"/>
+          <w:szCs w:val="24"/>
+        </w:rPr>
+        <w:t xml:space="preserve">32                         </w:t>
+      </w:r>
+      <w:proofErr w:type="spellStart"/>
+      <w:r>
+        <w:rPr>
+          <w:rFonts w:ascii="Courier New" w:hAnsi="Courier New" w:cs="Courier New"/>
+          <w:sz w:val="24"/>
+          <w:szCs w:val="24"/>
+        </w:rPr>
+        <w:t>res</w:t>
+      </w:r>
+      <w:proofErr w:type="spellEnd"/>
+      <w:r>
+        <w:rPr>
+          <w:rFonts w:ascii="Courier New" w:hAnsi="Courier New" w:cs="Courier New"/>
+          <w:sz w:val="24"/>
+          <w:szCs w:val="24"/>
+        </w:rPr>
+        <w:t xml:space="preserve"> = </w:t>
+      </w:r>
+      <w:proofErr w:type="spellStart"/>
+      <w:r>
+        <w:rPr>
+          <w:rFonts w:ascii="Courier New" w:hAnsi="Courier New" w:cs="Courier New"/>
+          <w:sz w:val="24"/>
+          <w:szCs w:val="24"/>
+        </w:rPr>
+        <w:t>requests.post</w:t>
+      </w:r>
+      <w:proofErr w:type="spellEnd"/>
+      <w:r>
+        <w:rPr>
+          <w:rFonts w:ascii="Courier New" w:hAnsi="Courier New" w:cs="Courier New"/>
+          <w:sz w:val="24"/>
+          <w:szCs w:val="24"/>
+        </w:rPr>
+        <w:t>(f"{SERVER_URL}/</w:t>
+      </w:r>
+      <w:proofErr w:type="spellStart"/>
+      <w:r>
+        <w:rPr>
+          <w:rFonts w:ascii="Courier New" w:hAnsi="Courier New" w:cs="Courier New"/>
+          <w:sz w:val="24"/>
+          <w:szCs w:val="24"/>
+        </w:rPr>
+        <w:t>user</w:t>
+      </w:r>
+      <w:proofErr w:type="spellEnd"/>
+      <w:r>
+        <w:rPr>
+          <w:rFonts w:ascii="Courier New" w:hAnsi="Courier New" w:cs="Courier New"/>
+          <w:sz w:val="24"/>
+          <w:szCs w:val="24"/>
+        </w:rPr>
+        <w:t>/</w:t>
+      </w:r>
+      <w:proofErr w:type="spellStart"/>
+      <w:r>
+        <w:rPr>
+          <w:rFonts w:ascii="Courier New" w:hAnsi="Courier New" w:cs="Courier New"/>
+          <w:sz w:val="24"/>
+          <w:szCs w:val="24"/>
+        </w:rPr>
+        <w:t>feedback</w:t>
+      </w:r>
+      <w:proofErr w:type="spellEnd"/>
+      <w:r>
+        <w:rPr>
+          <w:rFonts w:ascii="Courier New" w:hAnsi="Courier New" w:cs="Courier New"/>
+          <w:sz w:val="24"/>
+          <w:szCs w:val="24"/>
+        </w:rPr>
+        <w:t xml:space="preserve">", </w:t>
+      </w:r>
+      <w:proofErr w:type="spellStart"/>
+      <w:r>
+        <w:rPr>
+          <w:rFonts w:ascii="Courier New" w:hAnsi="Courier New" w:cs="Courier New"/>
+          <w:sz w:val="24"/>
+          <w:szCs w:val="24"/>
+        </w:rPr>
+        <w:t>json</w:t>
+      </w:r>
+      <w:proofErr w:type="spellEnd"/>
+      <w:r>
+        <w:rPr>
+          <w:rFonts w:ascii="Courier New" w:hAnsi="Courier New" w:cs="Courier New"/>
+          <w:sz w:val="24"/>
+          <w:szCs w:val="24"/>
+        </w:rPr>
+        <w:t>=</w:t>
+      </w:r>
+      <w:proofErr w:type="spellStart"/>
+      <w:r>
+        <w:rPr>
+          <w:rFonts w:ascii="Courier New" w:hAnsi="Courier New" w:cs="Courier New"/>
+          <w:sz w:val="24"/>
+          <w:szCs w:val="24"/>
+        </w:rPr>
+        <w:t>fb_payload</w:t>
+      </w:r>
+      <w:proofErr w:type="spellEnd"/>
+      <w:r>
+        <w:rPr>
+          <w:rFonts w:ascii="Courier New" w:hAnsi="Courier New" w:cs="Courier New"/>
+          <w:sz w:val="24"/>
+          <w:szCs w:val="24"/>
+        </w:rPr>
+        <w:t>)</w:t>
+      </w:r>
+    </w:p>
+    <w:p>
+      <w:pPr>
+        <w:pStyle w:val="11"/>
+        <w:jc w:val="left"/>
+        <w:rPr>
+          <w:rFonts w:ascii="Courier New" w:hAnsi="Courier New" w:cs="Courier New"/>
+          <w:sz w:val="24"/>
+          <w:szCs w:val="24"/>
+        </w:rPr>
+      </w:pPr>
+      <w:r>
+        <w:rPr>
+          <w:rFonts w:ascii="Courier New" w:hAnsi="Courier New" w:cs="Courier New"/>
+          <w:sz w:val="24"/>
+          <w:szCs w:val="24"/>
+        </w:rPr>
+        <w:t xml:space="preserve">33                         </w:t>
+      </w:r>
+      <w:proofErr w:type="spellStart"/>
+      <w:r>
+        <w:rPr>
+          <w:rFonts w:ascii="Courier New" w:hAnsi="Courier New" w:cs="Courier New"/>
+          <w:sz w:val="24"/>
+          <w:szCs w:val="24"/>
+        </w:rPr>
+        <w:t>if</w:t>
+      </w:r>
+      <w:proofErr w:type="spellEnd"/>
+      <w:r>
+        <w:rPr>
+          <w:rFonts w:ascii="Courier New" w:hAnsi="Courier New" w:cs="Courier New"/>
+          <w:sz w:val="24"/>
+          <w:szCs w:val="24"/>
+        </w:rPr>
+        <w:t xml:space="preserve"> res.status_code == 201:</w:t>
+      </w:r>
+    </w:p>
+    <w:p>
+      <w:pPr>
+        <w:pStyle w:val="11"/>
+        <w:jc w:val="left"/>
+        <w:rPr>
+          <w:rFonts w:ascii="Courier New" w:hAnsi="Courier New" w:cs="Courier New"/>
+          <w:sz w:val="24"/>
+          <w:szCs w:val="24"/>
+        </w:rPr>
+      </w:pPr>
+      <w:r>
+        <w:rPr>
+          <w:rFonts w:ascii="Courier New" w:hAnsi="Courier New" w:cs="Courier New"/>
+          <w:sz w:val="24"/>
+          <w:szCs w:val="24"/>
+        </w:rPr>
+        <w:t xml:space="preserve">34                             </w:t>
+      </w:r>
+      <w:proofErr w:type="spellStart"/>
+      <w:r>
+        <w:rPr>
+          <w:rFonts w:ascii="Courier New" w:hAnsi="Courier New" w:cs="Courier New"/>
+          <w:sz w:val="24"/>
+          <w:szCs w:val="24"/>
+        </w:rPr>
+        <w:t>print</w:t>
+      </w:r>
+      <w:proofErr w:type="spellEnd"/>
+      <w:r>
+        <w:rPr>
+          <w:rFonts w:ascii="Courier New" w:hAnsi="Courier New" w:cs="Courier New"/>
+          <w:sz w:val="24"/>
+          <w:szCs w:val="24"/>
+        </w:rPr>
+        <w:t>("[ДЯКУЄМО] Відгук збережено!")</w:t>
+      </w:r>
+    </w:p>
+    <w:p>
+      <w:pPr>
+        <w:pStyle w:val="11"/>
+        <w:jc w:val="left"/>
+        <w:rPr>
+          <w:rFonts w:ascii="Courier New" w:hAnsi="Courier New" w:cs="Courier New"/>
+          <w:sz w:val="24"/>
+          <w:szCs w:val="24"/>
+        </w:rPr>
+      </w:pPr>
+      <w:r>
+        <w:rPr>
+          <w:rFonts w:ascii="Courier New" w:hAnsi="Courier New" w:cs="Courier New"/>
+          <w:sz w:val="24"/>
+          <w:szCs w:val="24"/>
+        </w:rPr>
+        <w:t xml:space="preserve">35                     </w:t>
+      </w:r>
+      <w:proofErr w:type="spellStart"/>
+      <w:r>
+        <w:rPr>
+          <w:rFonts w:ascii="Courier New" w:hAnsi="Courier New" w:cs="Courier New"/>
+          <w:sz w:val="24"/>
+          <w:szCs w:val="24"/>
+        </w:rPr>
+        <w:t>else</w:t>
+      </w:r>
+      <w:proofErr w:type="spellEnd"/>
+      <w:r>
+        <w:rPr>
+          <w:rFonts w:ascii="Courier New" w:hAnsi="Courier New" w:cs="Courier New"/>
+          <w:sz w:val="24"/>
+          <w:szCs w:val="24"/>
+        </w:rPr>
+        <w:t>:</w:t>
+      </w:r>
+    </w:p>
+    <w:p>
+      <w:pPr>
+        <w:pStyle w:val="11"/>
+        <w:jc w:val="left"/>
+        <w:rPr>
+          <w:rFonts w:ascii="Courier New" w:hAnsi="Courier New" w:cs="Courier New"/>
+          <w:sz w:val="24"/>
+          <w:szCs w:val="24"/>
+        </w:rPr>
+      </w:pPr>
+      <w:r>
+        <w:rPr>
+          <w:rFonts w:ascii="Courier New" w:hAnsi="Courier New" w:cs="Courier New"/>
+          <w:sz w:val="24"/>
+          <w:szCs w:val="24"/>
+        </w:rPr>
+        <w:t xml:space="preserve">36                         </w:t>
+      </w:r>
+      <w:proofErr w:type="spellStart"/>
+      <w:r>
+        <w:rPr>
+          <w:rFonts w:ascii="Courier New" w:hAnsi="Courier New" w:cs="Courier New"/>
+          <w:sz w:val="24"/>
+          <w:szCs w:val="24"/>
+        </w:rPr>
+        <w:t>print</w:t>
+      </w:r>
+      <w:proofErr w:type="spellEnd"/>
+      <w:r>
+        <w:rPr>
+          <w:rFonts w:ascii="Courier New" w:hAnsi="Courier New" w:cs="Courier New"/>
+          <w:sz w:val="24"/>
+          <w:szCs w:val="24"/>
+        </w:rPr>
+        <w:t>("[ПОМИЛКА] Оцінка має бути від 1 до 5.")</w:t>
+      </w:r>
+    </w:p>
+    <w:p>
+      <w:pPr>
+        <w:pStyle w:val="11"/>
+        <w:jc w:val="left"/>
+        <w:rPr>
+          <w:rFonts w:ascii="Courier New" w:hAnsi="Courier New" w:cs="Courier New"/>
+          <w:sz w:val="24"/>
+          <w:szCs w:val="24"/>
+        </w:rPr>
+      </w:pPr>
+      <w:r>
+        <w:rPr>
+          <w:rFonts w:ascii="Courier New" w:hAnsi="Courier New" w:cs="Courier New"/>
+          <w:sz w:val="24"/>
+          <w:szCs w:val="24"/>
+        </w:rPr>
+        <w:t xml:space="preserve">37                 </w:t>
+      </w:r>
+      <w:proofErr w:type="spellStart"/>
+      <w:r>
+        <w:rPr>
+          <w:rFonts w:ascii="Courier New" w:hAnsi="Courier New" w:cs="Courier New"/>
+          <w:sz w:val="24"/>
+          <w:szCs w:val="24"/>
+        </w:rPr>
+        <w:t>except</w:t>
+      </w:r>
+      <w:proofErr w:type="spellEnd"/>
+      <w:r>
+        <w:rPr>
+          <w:rFonts w:ascii="Courier New" w:hAnsi="Courier New" w:cs="Courier New"/>
+          <w:sz w:val="24"/>
+          <w:szCs w:val="24"/>
+        </w:rPr>
+        <w:t xml:space="preserve"> ValueError:</w:t>
+      </w:r>
+    </w:p>
+    <w:p>
+      <w:pPr>
+        <w:pStyle w:val="11"/>
+        <w:jc w:val="left"/>
+        <w:rPr>
+          <w:rFonts w:ascii="Courier New" w:hAnsi="Courier New" w:cs="Courier New"/>
+          <w:sz w:val="24"/>
+          <w:szCs w:val="24"/>
+        </w:rPr>
+      </w:pPr>
+      <w:r>
+        <w:rPr>
+          <w:rFonts w:ascii="Courier New" w:hAnsi="Courier New" w:cs="Courier New"/>
+          <w:sz w:val="24"/>
+          <w:szCs w:val="24"/>
+        </w:rPr>
+        <w:t xml:space="preserve">38                     </w:t>
+      </w:r>
+      <w:proofErr w:type="spellStart"/>
+      <w:r>
+        <w:rPr>
+          <w:rFonts w:ascii="Courier New" w:hAnsi="Courier New" w:cs="Courier New"/>
+          <w:sz w:val="24"/>
+          <w:szCs w:val="24"/>
+        </w:rPr>
+        <w:t>print</w:t>
+      </w:r>
+      <w:proofErr w:type="spellEnd"/>
+      <w:r>
+        <w:rPr>
+          <w:rFonts w:ascii="Courier New" w:hAnsi="Courier New" w:cs="Courier New"/>
+          <w:sz w:val="24"/>
+          <w:szCs w:val="24"/>
+        </w:rPr>
+        <w:t>("[ПОМИЛКА] Потрібно ввести число.")</w:t>
+      </w:r>
+    </w:p>
+    <w:p>
+      <w:pPr>
+        <w:pStyle w:val="11"/>
+        <w:jc w:val="left"/>
+        <w:rPr>
+          <w:rFonts w:ascii="Courier New" w:hAnsi="Courier New" w:cs="Courier New"/>
+          <w:sz w:val="24"/>
+          <w:szCs w:val="24"/>
+        </w:rPr>
+      </w:pPr>
+      <w:r>
+        <w:rPr>
+          <w:rFonts w:ascii="Courier New" w:hAnsi="Courier New" w:cs="Courier New"/>
+          <w:sz w:val="24"/>
+          <w:szCs w:val="24"/>
+        </w:rPr>
+        <w:t xml:space="preserve">39                     </w:t>
+      </w:r>
+    </w:p>
+    <w:p>
+      <w:pPr>
+        <w:pStyle w:val="11"/>
+        <w:jc w:val="left"/>
+        <w:rPr>
+          <w:rFonts w:ascii="Courier New" w:hAnsi="Courier New" w:cs="Courier New"/>
+          <w:sz w:val="24"/>
+          <w:szCs w:val="24"/>
+        </w:rPr>
+      </w:pPr>
+      <w:r>
+        <w:rPr>
+          <w:rFonts w:ascii="Courier New" w:hAnsi="Courier New" w:cs="Courier New"/>
+          <w:sz w:val="24"/>
+          <w:szCs w:val="24"/>
+        </w:rPr>
+        <w:t xml:space="preserve">40         </w:t>
+      </w:r>
+      <w:proofErr w:type="spellStart"/>
+      <w:r>
+        <w:rPr>
+          <w:rFonts w:ascii="Courier New" w:hAnsi="Courier New" w:cs="Courier New"/>
+          <w:sz w:val="24"/>
+          <w:szCs w:val="24"/>
+        </w:rPr>
+        <w:t>elif</w:t>
+      </w:r>
+      <w:proofErr w:type="spellEnd"/>
+      <w:r>
+        <w:rPr>
+          <w:rFonts w:ascii="Courier New" w:hAnsi="Courier New" w:cs="Courier New"/>
+          <w:sz w:val="24"/>
+          <w:szCs w:val="24"/>
+        </w:rPr>
+        <w:t xml:space="preserve"> </w:t>
+      </w:r>
+      <w:proofErr w:type="spellStart"/>
+      <w:r>
+        <w:rPr>
+          <w:rFonts w:ascii="Courier New" w:hAnsi="Courier New" w:cs="Courier New"/>
+          <w:sz w:val="24"/>
+          <w:szCs w:val="24"/>
+        </w:rPr>
+        <w:t>response.status_code</w:t>
+      </w:r>
+      <w:proofErr w:type="spellEnd"/>
+      <w:r>
+        <w:rPr>
+          <w:rFonts w:ascii="Courier New" w:hAnsi="Courier New" w:cs="Courier New"/>
+          <w:sz w:val="24"/>
+          <w:szCs w:val="24"/>
+        </w:rPr>
+        <w:t xml:space="preserve"> == 404:</w:t>
+      </w:r>
+    </w:p>
+    <w:p>
+      <w:pPr>
+        <w:pStyle w:val="11"/>
+        <w:jc w:val="left"/>
+        <w:rPr>
+          <w:rFonts w:ascii="Courier New" w:hAnsi="Courier New" w:cs="Courier New"/>
+          <w:sz w:val="24"/>
+          <w:szCs w:val="24"/>
+        </w:rPr>
+      </w:pPr>
+      <w:r>
+        <w:rPr>
+          <w:rFonts w:ascii="Courier New" w:hAnsi="Courier New" w:cs="Courier New"/>
+          <w:sz w:val="24"/>
+          <w:szCs w:val="24"/>
+        </w:rPr>
+        <w:t xml:space="preserve">41             </w:t>
+      </w:r>
+      <w:proofErr w:type="spellStart"/>
+      <w:r>
+        <w:rPr>
+          <w:rFonts w:ascii="Courier New" w:hAnsi="Courier New" w:cs="Courier New"/>
+          <w:sz w:val="24"/>
+          <w:szCs w:val="24"/>
+        </w:rPr>
+        <w:t>print</w:t>
+      </w:r>
+      <w:proofErr w:type="spellEnd"/>
+      <w:r>
+        <w:rPr>
+          <w:rFonts w:ascii="Courier New" w:hAnsi="Courier New" w:cs="Courier New"/>
+          <w:sz w:val="24"/>
+          <w:szCs w:val="24"/>
+        </w:rPr>
+        <w:t>(f"[ПОМИЛКА 404] Рекламу для емоції '{</w:t>
+      </w:r>
+      <w:proofErr w:type="spellStart"/>
+      <w:r>
+        <w:rPr>
+          <w:rFonts w:ascii="Courier New" w:hAnsi="Courier New" w:cs="Courier New"/>
+          <w:sz w:val="24"/>
+          <w:szCs w:val="24"/>
+        </w:rPr>
+        <w:t>emotion</w:t>
+      </w:r>
+      <w:proofErr w:type="spellEnd"/>
+      <w:r>
+        <w:rPr>
+          <w:rFonts w:ascii="Courier New" w:hAnsi="Courier New" w:cs="Courier New"/>
+          <w:sz w:val="24"/>
+          <w:szCs w:val="24"/>
+        </w:rPr>
+        <w:t>}' не знайдено.")</w:t>
+      </w:r>
+    </w:p>
+    <w:p>
+      <w:pPr>
+        <w:pStyle w:val="11"/>
+        <w:jc w:val="left"/>
+        <w:rPr>
+          <w:rFonts w:ascii="Courier New" w:hAnsi="Courier New" w:cs="Courier New"/>
+          <w:sz w:val="24"/>
+          <w:szCs w:val="24"/>
+        </w:rPr>
+      </w:pPr>
+      <w:r>
+        <w:rPr>
+          <w:rFonts w:ascii="Courier New" w:hAnsi="Courier New" w:cs="Courier New"/>
+          <w:sz w:val="24"/>
+          <w:szCs w:val="24"/>
+        </w:rPr>
+        <w:t xml:space="preserve">42         </w:t>
+      </w:r>
+      <w:proofErr w:type="spellStart"/>
+      <w:r>
+        <w:rPr>
+          <w:rFonts w:ascii="Courier New" w:hAnsi="Courier New" w:cs="Courier New"/>
+          <w:sz w:val="24"/>
+          <w:szCs w:val="24"/>
+        </w:rPr>
+        <w:t>else</w:t>
+      </w:r>
+      <w:proofErr w:type="spellEnd"/>
+      <w:r>
+        <w:rPr>
+          <w:rFonts w:ascii="Courier New" w:hAnsi="Courier New" w:cs="Courier New"/>
+          <w:sz w:val="24"/>
+          <w:szCs w:val="24"/>
+        </w:rPr>
+        <w:t>:</w:t>
+      </w:r>
+    </w:p>
+    <w:p>
+      <w:pPr>
+        <w:pStyle w:val="11"/>
+        <w:jc w:val="left"/>
+        <w:rPr>
+          <w:rFonts w:ascii="Courier New" w:hAnsi="Courier New" w:cs="Courier New"/>
+          <w:sz w:val="24"/>
+          <w:szCs w:val="24"/>
+        </w:rPr>
+      </w:pPr>
+      <w:r>
+        <w:rPr>
+          <w:rFonts w:ascii="Courier New" w:hAnsi="Courier New" w:cs="Courier New"/>
+          <w:sz w:val="24"/>
+          <w:szCs w:val="24"/>
+        </w:rPr>
         <w:lastRenderedPageBreak/>
-        <w:t xml:space="preserve">20             </w:t>
-      </w:r>
-      <w:proofErr w:type="spellStart"/>
-      <w:r>
-        <w:rPr>
-          <w:rFonts w:ascii="Courier New" w:hAnsi="Courier New" w:cs="Courier New"/>
-          <w:sz w:val="24"/>
-          <w:szCs w:val="24"/>
-        </w:rPr>
-        <w:t>ans</w:t>
-      </w:r>
-      <w:proofErr w:type="spellEnd"/>
-      <w:r>
-        <w:rPr>
-          <w:rFonts w:ascii="Courier New" w:hAnsi="Courier New" w:cs="Courier New"/>
-          <w:sz w:val="24"/>
-          <w:szCs w:val="24"/>
-        </w:rPr>
-        <w:t xml:space="preserve"> = </w:t>
-      </w:r>
-      <w:proofErr w:type="spellStart"/>
-      <w:r>
-        <w:rPr>
-          <w:rFonts w:ascii="Courier New" w:hAnsi="Courier New" w:cs="Courier New"/>
-          <w:sz w:val="24"/>
-          <w:szCs w:val="24"/>
-        </w:rPr>
-        <w:t>input</w:t>
-      </w:r>
-      <w:proofErr w:type="spellEnd"/>
-      <w:r>
-        <w:rPr>
-          <w:rFonts w:ascii="Courier New" w:hAnsi="Courier New" w:cs="Courier New"/>
-          <w:sz w:val="24"/>
-          <w:szCs w:val="24"/>
-        </w:rPr>
-        <w:t>("Бажаєте оцінити цю рекламу? (y/n): ").</w:t>
-      </w:r>
-      <w:proofErr w:type="spellStart"/>
-      <w:r>
-        <w:rPr>
-          <w:rFonts w:ascii="Courier New" w:hAnsi="Courier New" w:cs="Courier New"/>
-          <w:sz w:val="24"/>
-          <w:szCs w:val="24"/>
-        </w:rPr>
-        <w:t>strip</w:t>
-      </w:r>
-      <w:proofErr w:type="spellEnd"/>
-      <w:r>
-        <w:rPr>
-          <w:rFonts w:ascii="Courier New" w:hAnsi="Courier New" w:cs="Courier New"/>
-          <w:sz w:val="24"/>
-          <w:szCs w:val="24"/>
-        </w:rPr>
-        <w:t>().</w:t>
-      </w:r>
-      <w:proofErr w:type="spellStart"/>
-      <w:r>
-        <w:rPr>
-          <w:rFonts w:ascii="Courier New" w:hAnsi="Courier New" w:cs="Courier New"/>
-          <w:sz w:val="24"/>
-          <w:szCs w:val="24"/>
-        </w:rPr>
-        <w:t>lower</w:t>
-      </w:r>
-      <w:proofErr w:type="spellEnd"/>
-      <w:r>
-        <w:rPr>
-          <w:rFonts w:ascii="Courier New" w:hAnsi="Courier New" w:cs="Courier New"/>
-          <w:sz w:val="24"/>
-          <w:szCs w:val="24"/>
-        </w:rPr>
-        <w:t>()</w:t>
-      </w:r>
-    </w:p>
-    <w:p>
-      <w:pPr>
-        <w:pStyle w:val="11"/>
-        <w:jc w:val="left"/>
-        <w:rPr>
-          <w:rFonts w:ascii="Courier New" w:hAnsi="Courier New" w:cs="Courier New"/>
-          <w:sz w:val="24"/>
-          <w:szCs w:val="24"/>
-        </w:rPr>
-      </w:pPr>
-      <w:r>
-        <w:rPr>
-          <w:rFonts w:ascii="Courier New" w:hAnsi="Courier New" w:cs="Courier New"/>
-          <w:sz w:val="24"/>
-          <w:szCs w:val="24"/>
-        </w:rPr>
-        <w:t xml:space="preserve">21             </w:t>
-      </w:r>
-      <w:proofErr w:type="spellStart"/>
-      <w:r>
-        <w:rPr>
-          <w:rFonts w:ascii="Courier New" w:hAnsi="Courier New" w:cs="Courier New"/>
-          <w:sz w:val="24"/>
-          <w:szCs w:val="24"/>
-        </w:rPr>
-        <w:t>if</w:t>
-      </w:r>
-      <w:proofErr w:type="spellEnd"/>
-      <w:r>
-        <w:rPr>
-          <w:rFonts w:ascii="Courier New" w:hAnsi="Courier New" w:cs="Courier New"/>
-          <w:sz w:val="24"/>
-          <w:szCs w:val="24"/>
-        </w:rPr>
-        <w:t xml:space="preserve"> ans == 'y':</w:t>
-      </w:r>
-    </w:p>
-    <w:p>
-      <w:pPr>
-        <w:pStyle w:val="11"/>
-        <w:jc w:val="left"/>
-        <w:rPr>
-          <w:rFonts w:ascii="Courier New" w:hAnsi="Courier New" w:cs="Courier New"/>
-          <w:sz w:val="24"/>
-          <w:szCs w:val="24"/>
-        </w:rPr>
-      </w:pPr>
-      <w:r>
-        <w:rPr>
-          <w:rFonts w:ascii="Courier New" w:hAnsi="Courier New" w:cs="Courier New"/>
-          <w:sz w:val="24"/>
-          <w:szCs w:val="24"/>
-        </w:rPr>
-        <w:t xml:space="preserve">22                 </w:t>
-      </w:r>
-      <w:proofErr w:type="spellStart"/>
-      <w:r>
-        <w:rPr>
-          <w:rFonts w:ascii="Courier New" w:hAnsi="Courier New" w:cs="Courier New"/>
-          <w:sz w:val="24"/>
-          <w:szCs w:val="24"/>
-        </w:rPr>
-        <w:t>try</w:t>
-      </w:r>
-      <w:proofErr w:type="spellEnd"/>
-      <w:r>
-        <w:rPr>
-          <w:rFonts w:ascii="Courier New" w:hAnsi="Courier New" w:cs="Courier New"/>
-          <w:sz w:val="24"/>
-          <w:szCs w:val="24"/>
-        </w:rPr>
-        <w:t>:</w:t>
-      </w:r>
-    </w:p>
-    <w:p>
-      <w:pPr>
-        <w:pStyle w:val="11"/>
-        <w:jc w:val="left"/>
-        <w:rPr>
-          <w:rFonts w:ascii="Courier New" w:hAnsi="Courier New" w:cs="Courier New"/>
-          <w:sz w:val="24"/>
-          <w:szCs w:val="24"/>
-        </w:rPr>
-      </w:pPr>
-      <w:r>
-        <w:rPr>
-          <w:rFonts w:ascii="Courier New" w:hAnsi="Courier New" w:cs="Courier New"/>
-          <w:sz w:val="24"/>
-          <w:szCs w:val="24"/>
-        </w:rPr>
-        <w:t xml:space="preserve">23                     </w:t>
-      </w:r>
-      <w:proofErr w:type="spellStart"/>
-      <w:r>
-        <w:rPr>
-          <w:rFonts w:ascii="Courier New" w:hAnsi="Courier New" w:cs="Courier New"/>
-          <w:sz w:val="24"/>
-          <w:szCs w:val="24"/>
-        </w:rPr>
-        <w:t>rating</w:t>
-      </w:r>
-      <w:proofErr w:type="spellEnd"/>
-      <w:r>
-        <w:rPr>
-          <w:rFonts w:ascii="Courier New" w:hAnsi="Courier New" w:cs="Courier New"/>
-          <w:sz w:val="24"/>
-          <w:szCs w:val="24"/>
-        </w:rPr>
-        <w:t xml:space="preserve"> = </w:t>
-      </w:r>
-      <w:proofErr w:type="spellStart"/>
-      <w:r>
-        <w:rPr>
-          <w:rFonts w:ascii="Courier New" w:hAnsi="Courier New" w:cs="Courier New"/>
-          <w:sz w:val="24"/>
-          <w:szCs w:val="24"/>
-        </w:rPr>
-        <w:t>int</w:t>
-      </w:r>
-      <w:proofErr w:type="spellEnd"/>
-      <w:r>
-        <w:rPr>
-          <w:rFonts w:ascii="Courier New" w:hAnsi="Courier New" w:cs="Courier New"/>
-          <w:sz w:val="24"/>
-          <w:szCs w:val="24"/>
-        </w:rPr>
-        <w:t>(</w:t>
-      </w:r>
-      <w:proofErr w:type="spellStart"/>
-      <w:r>
-        <w:rPr>
-          <w:rFonts w:ascii="Courier New" w:hAnsi="Courier New" w:cs="Courier New"/>
-          <w:sz w:val="24"/>
-          <w:szCs w:val="24"/>
-        </w:rPr>
-        <w:t>input</w:t>
-      </w:r>
-      <w:proofErr w:type="spellEnd"/>
-      <w:r>
-        <w:rPr>
-          <w:rFonts w:ascii="Courier New" w:hAnsi="Courier New" w:cs="Courier New"/>
-          <w:sz w:val="24"/>
-          <w:szCs w:val="24"/>
-        </w:rPr>
-        <w:t>("Введіть оцінку (1-5): "))</w:t>
-      </w:r>
-    </w:p>
-    <w:p>
-      <w:pPr>
-        <w:pStyle w:val="11"/>
-        <w:jc w:val="left"/>
-        <w:rPr>
-          <w:rFonts w:ascii="Courier New" w:hAnsi="Courier New" w:cs="Courier New"/>
-          <w:sz w:val="24"/>
-          <w:szCs w:val="24"/>
-        </w:rPr>
-      </w:pPr>
-      <w:r>
-        <w:rPr>
-          <w:rFonts w:ascii="Courier New" w:hAnsi="Courier New" w:cs="Courier New"/>
-          <w:sz w:val="24"/>
-          <w:szCs w:val="24"/>
-        </w:rPr>
-        <w:t xml:space="preserve">24                     </w:t>
-      </w:r>
-      <w:proofErr w:type="spellStart"/>
-      <w:r>
-        <w:rPr>
-          <w:rFonts w:ascii="Courier New" w:hAnsi="Courier New" w:cs="Courier New"/>
-          <w:sz w:val="24"/>
-          <w:szCs w:val="24"/>
-        </w:rPr>
-        <w:t>if</w:t>
-      </w:r>
-      <w:proofErr w:type="spellEnd"/>
-      <w:r>
-        <w:rPr>
-          <w:rFonts w:ascii="Courier New" w:hAnsi="Courier New" w:cs="Courier New"/>
-          <w:sz w:val="24"/>
-          <w:szCs w:val="24"/>
-        </w:rPr>
-        <w:t xml:space="preserve"> 1 &lt;= </w:t>
-      </w:r>
-      <w:proofErr w:type="spellStart"/>
-      <w:r>
-        <w:rPr>
-          <w:rFonts w:ascii="Courier New" w:hAnsi="Courier New" w:cs="Courier New"/>
-          <w:sz w:val="24"/>
-          <w:szCs w:val="24"/>
-        </w:rPr>
-        <w:t>rating</w:t>
-      </w:r>
-      <w:proofErr w:type="spellEnd"/>
-      <w:r>
-        <w:rPr>
-          <w:rFonts w:ascii="Courier New" w:hAnsi="Courier New" w:cs="Courier New"/>
-          <w:sz w:val="24"/>
-          <w:szCs w:val="24"/>
-        </w:rPr>
-        <w:t xml:space="preserve"> &lt;= 5:</w:t>
-      </w:r>
-    </w:p>
-    <w:p>
-      <w:pPr>
-        <w:pStyle w:val="11"/>
-        <w:jc w:val="left"/>
-        <w:rPr>
-          <w:rFonts w:ascii="Courier New" w:hAnsi="Courier New" w:cs="Courier New"/>
-          <w:sz w:val="24"/>
-          <w:szCs w:val="24"/>
-        </w:rPr>
-      </w:pPr>
-      <w:r>
-        <w:rPr>
-          <w:rFonts w:ascii="Courier New" w:hAnsi="Courier New" w:cs="Courier New"/>
-          <w:sz w:val="24"/>
-          <w:szCs w:val="24"/>
-        </w:rPr>
-        <w:t xml:space="preserve">25                         </w:t>
-      </w:r>
-      <w:proofErr w:type="spellStart"/>
-      <w:r>
-        <w:rPr>
-          <w:rFonts w:ascii="Courier New" w:hAnsi="Courier New" w:cs="Courier New"/>
-          <w:sz w:val="24"/>
-          <w:szCs w:val="24"/>
-        </w:rPr>
-        <w:t>comment</w:t>
-      </w:r>
-      <w:proofErr w:type="spellEnd"/>
-      <w:r>
-        <w:rPr>
-          <w:rFonts w:ascii="Courier New" w:hAnsi="Courier New" w:cs="Courier New"/>
-          <w:sz w:val="24"/>
-          <w:szCs w:val="24"/>
-        </w:rPr>
-        <w:t xml:space="preserve"> = </w:t>
-      </w:r>
-      <w:proofErr w:type="spellStart"/>
-      <w:r>
-        <w:rPr>
-          <w:rFonts w:ascii="Courier New" w:hAnsi="Courier New" w:cs="Courier New"/>
-          <w:sz w:val="24"/>
-          <w:szCs w:val="24"/>
-        </w:rPr>
-        <w:t>input</w:t>
-      </w:r>
-      <w:proofErr w:type="spellEnd"/>
-      <w:r>
-        <w:rPr>
-          <w:rFonts w:ascii="Courier New" w:hAnsi="Courier New" w:cs="Courier New"/>
-          <w:sz w:val="24"/>
-          <w:szCs w:val="24"/>
-        </w:rPr>
-        <w:t>("Ваш коментар (необов'язково): ")</w:t>
-      </w:r>
-    </w:p>
-    <w:p>
-      <w:pPr>
-        <w:pStyle w:val="11"/>
-        <w:jc w:val="left"/>
-        <w:rPr>
-          <w:rFonts w:ascii="Courier New" w:hAnsi="Courier New" w:cs="Courier New"/>
-          <w:sz w:val="24"/>
-          <w:szCs w:val="24"/>
-        </w:rPr>
-      </w:pPr>
-      <w:r>
-        <w:rPr>
-          <w:rFonts w:ascii="Courier New" w:hAnsi="Courier New" w:cs="Courier New"/>
-          <w:sz w:val="24"/>
-          <w:szCs w:val="24"/>
-        </w:rPr>
-        <w:t xml:space="preserve">26                         </w:t>
-      </w:r>
-      <w:proofErr w:type="spellStart"/>
-      <w:r>
-        <w:rPr>
-          <w:rFonts w:ascii="Courier New" w:hAnsi="Courier New" w:cs="Courier New"/>
-          <w:sz w:val="24"/>
-          <w:szCs w:val="24"/>
-        </w:rPr>
-        <w:t>fb_payload</w:t>
-      </w:r>
-      <w:proofErr w:type="spellEnd"/>
-      <w:r>
-        <w:rPr>
-          <w:rFonts w:ascii="Courier New" w:hAnsi="Courier New" w:cs="Courier New"/>
-          <w:sz w:val="24"/>
-          <w:szCs w:val="24"/>
-        </w:rPr>
-        <w:t xml:space="preserve"> = {</w:t>
-      </w:r>
-    </w:p>
-    <w:p>
-      <w:pPr>
-        <w:pStyle w:val="11"/>
-        <w:jc w:val="left"/>
-        <w:rPr>
-          <w:rFonts w:ascii="Courier New" w:hAnsi="Courier New" w:cs="Courier New"/>
-          <w:sz w:val="24"/>
-          <w:szCs w:val="24"/>
-        </w:rPr>
-      </w:pPr>
-      <w:r>
-        <w:rPr>
-          <w:rFonts w:ascii="Courier New" w:hAnsi="Courier New" w:cs="Courier New"/>
-          <w:sz w:val="24"/>
-          <w:szCs w:val="24"/>
-        </w:rPr>
-        <w:t>27                             "</w:t>
-      </w:r>
-      <w:proofErr w:type="spellStart"/>
-      <w:r>
-        <w:rPr>
-          <w:rFonts w:ascii="Courier New" w:hAnsi="Courier New" w:cs="Courier New"/>
-          <w:sz w:val="24"/>
-          <w:szCs w:val="24"/>
-        </w:rPr>
-        <w:t>user_id</w:t>
-      </w:r>
-      <w:proofErr w:type="spellEnd"/>
-      <w:r>
-        <w:rPr>
-          <w:rFonts w:ascii="Courier New" w:hAnsi="Courier New" w:cs="Courier New"/>
-          <w:sz w:val="24"/>
-          <w:szCs w:val="24"/>
-        </w:rPr>
-        <w:t>": 1,</w:t>
-      </w:r>
-    </w:p>
-    <w:p>
-      <w:pPr>
-        <w:pStyle w:val="11"/>
-        <w:jc w:val="left"/>
-        <w:rPr>
-          <w:rFonts w:ascii="Courier New" w:hAnsi="Courier New" w:cs="Courier New"/>
-          <w:sz w:val="24"/>
-          <w:szCs w:val="24"/>
-        </w:rPr>
-      </w:pPr>
-      <w:r>
-        <w:rPr>
-          <w:rFonts w:ascii="Courier New" w:hAnsi="Courier New" w:cs="Courier New"/>
-          <w:sz w:val="24"/>
-          <w:szCs w:val="24"/>
-        </w:rPr>
-        <w:t>28                             "</w:t>
-      </w:r>
-      <w:proofErr w:type="spellStart"/>
-      <w:r>
-        <w:rPr>
-          <w:rFonts w:ascii="Courier New" w:hAnsi="Courier New" w:cs="Courier New"/>
-          <w:sz w:val="24"/>
-          <w:szCs w:val="24"/>
-        </w:rPr>
-        <w:t>ad_id</w:t>
-      </w:r>
-      <w:proofErr w:type="spellEnd"/>
-      <w:r>
-        <w:rPr>
-          <w:rFonts w:ascii="Courier New" w:hAnsi="Courier New" w:cs="Courier New"/>
-          <w:sz w:val="24"/>
-          <w:szCs w:val="24"/>
-        </w:rPr>
-        <w:t>": 1,</w:t>
-      </w:r>
-    </w:p>
-    <w:p>
-      <w:pPr>
-        <w:pStyle w:val="11"/>
-        <w:jc w:val="left"/>
-        <w:rPr>
-          <w:rFonts w:ascii="Courier New" w:hAnsi="Courier New" w:cs="Courier New"/>
-          <w:sz w:val="24"/>
-          <w:szCs w:val="24"/>
-        </w:rPr>
-      </w:pPr>
-      <w:r>
-        <w:rPr>
-          <w:rFonts w:ascii="Courier New" w:hAnsi="Courier New" w:cs="Courier New"/>
-          <w:sz w:val="24"/>
-          <w:szCs w:val="24"/>
-        </w:rPr>
-        <w:t>29                             "</w:t>
-      </w:r>
-      <w:proofErr w:type="spellStart"/>
-      <w:r>
-        <w:rPr>
-          <w:rFonts w:ascii="Courier New" w:hAnsi="Courier New" w:cs="Courier New"/>
-          <w:sz w:val="24"/>
-          <w:szCs w:val="24"/>
-        </w:rPr>
-        <w:t>rating</w:t>
-      </w:r>
-      <w:proofErr w:type="spellEnd"/>
-      <w:r>
-        <w:rPr>
-          <w:rFonts w:ascii="Courier New" w:hAnsi="Courier New" w:cs="Courier New"/>
-          <w:sz w:val="24"/>
-          <w:szCs w:val="24"/>
-        </w:rPr>
-        <w:t>": rating,</w:t>
-      </w:r>
-    </w:p>
-    <w:p>
-      <w:pPr>
-        <w:pStyle w:val="11"/>
-        <w:jc w:val="left"/>
-        <w:rPr>
-          <w:rFonts w:ascii="Courier New" w:hAnsi="Courier New" w:cs="Courier New"/>
-          <w:sz w:val="24"/>
-          <w:szCs w:val="24"/>
-        </w:rPr>
-      </w:pPr>
-      <w:r>
-        <w:rPr>
-          <w:rFonts w:ascii="Courier New" w:hAnsi="Courier New" w:cs="Courier New"/>
-          <w:sz w:val="24"/>
-          <w:szCs w:val="24"/>
-        </w:rPr>
-        <w:t>30                             "</w:t>
-      </w:r>
-      <w:proofErr w:type="spellStart"/>
-      <w:r>
-        <w:rPr>
-          <w:rFonts w:ascii="Courier New" w:hAnsi="Courier New" w:cs="Courier New"/>
-          <w:sz w:val="24"/>
-          <w:szCs w:val="24"/>
-        </w:rPr>
-        <w:t>comment</w:t>
-      </w:r>
-      <w:proofErr w:type="spellEnd"/>
-      <w:r>
-        <w:rPr>
-          <w:rFonts w:ascii="Courier New" w:hAnsi="Courier New" w:cs="Courier New"/>
-          <w:sz w:val="24"/>
-          <w:szCs w:val="24"/>
-        </w:rPr>
-        <w:t>": comment</w:t>
-      </w:r>
-    </w:p>
-    <w:p>
-      <w:pPr>
-        <w:pStyle w:val="11"/>
-        <w:jc w:val="left"/>
-        <w:rPr>
-          <w:rFonts w:ascii="Courier New" w:hAnsi="Courier New" w:cs="Courier New"/>
-          <w:sz w:val="24"/>
-          <w:szCs w:val="24"/>
-        </w:rPr>
-      </w:pPr>
-      <w:r>
-        <w:rPr>
-          <w:rFonts w:ascii="Courier New" w:hAnsi="Courier New" w:cs="Courier New"/>
-          <w:sz w:val="24"/>
-          <w:szCs w:val="24"/>
-        </w:rPr>
-        <w:t>31                         }</w:t>
-      </w:r>
-    </w:p>
-    <w:p>
-      <w:pPr>
-        <w:pStyle w:val="11"/>
-        <w:jc w:val="left"/>
-        <w:rPr>
-          <w:rFonts w:ascii="Courier New" w:hAnsi="Courier New" w:cs="Courier New"/>
-          <w:sz w:val="24"/>
-          <w:szCs w:val="24"/>
-        </w:rPr>
-      </w:pPr>
-      <w:r>
-        <w:rPr>
-          <w:rFonts w:ascii="Courier New" w:hAnsi="Courier New" w:cs="Courier New"/>
-          <w:sz w:val="24"/>
-          <w:szCs w:val="24"/>
-        </w:rPr>
-        <w:t xml:space="preserve">32                         </w:t>
-      </w:r>
-      <w:proofErr w:type="spellStart"/>
-      <w:r>
-        <w:rPr>
-          <w:rFonts w:ascii="Courier New" w:hAnsi="Courier New" w:cs="Courier New"/>
-          <w:sz w:val="24"/>
-          <w:szCs w:val="24"/>
-        </w:rPr>
-        <w:t>res</w:t>
-      </w:r>
-      <w:proofErr w:type="spellEnd"/>
-      <w:r>
-        <w:rPr>
-          <w:rFonts w:ascii="Courier New" w:hAnsi="Courier New" w:cs="Courier New"/>
-          <w:sz w:val="24"/>
-          <w:szCs w:val="24"/>
-        </w:rPr>
-        <w:t xml:space="preserve"> = </w:t>
-      </w:r>
-      <w:proofErr w:type="spellStart"/>
-      <w:r>
-        <w:rPr>
-          <w:rFonts w:ascii="Courier New" w:hAnsi="Courier New" w:cs="Courier New"/>
-          <w:sz w:val="24"/>
-          <w:szCs w:val="24"/>
-        </w:rPr>
-        <w:t>requests.post</w:t>
-      </w:r>
-      <w:proofErr w:type="spellEnd"/>
-      <w:r>
-        <w:rPr>
-          <w:rFonts w:ascii="Courier New" w:hAnsi="Courier New" w:cs="Courier New"/>
-          <w:sz w:val="24"/>
-          <w:szCs w:val="24"/>
-        </w:rPr>
-        <w:t>(f"{SERVER_URL}/</w:t>
-      </w:r>
-      <w:proofErr w:type="spellStart"/>
-      <w:r>
-        <w:rPr>
-          <w:rFonts w:ascii="Courier New" w:hAnsi="Courier New" w:cs="Courier New"/>
-          <w:sz w:val="24"/>
-          <w:szCs w:val="24"/>
-        </w:rPr>
-        <w:t>user</w:t>
-      </w:r>
-      <w:proofErr w:type="spellEnd"/>
-      <w:r>
-        <w:rPr>
-          <w:rFonts w:ascii="Courier New" w:hAnsi="Courier New" w:cs="Courier New"/>
-          <w:sz w:val="24"/>
-          <w:szCs w:val="24"/>
-        </w:rPr>
-        <w:t>/</w:t>
-      </w:r>
-      <w:proofErr w:type="spellStart"/>
-      <w:r>
-        <w:rPr>
-          <w:rFonts w:ascii="Courier New" w:hAnsi="Courier New" w:cs="Courier New"/>
-          <w:sz w:val="24"/>
-          <w:szCs w:val="24"/>
-        </w:rPr>
-        <w:t>feedback</w:t>
-      </w:r>
-      <w:proofErr w:type="spellEnd"/>
-      <w:r>
-        <w:rPr>
-          <w:rFonts w:ascii="Courier New" w:hAnsi="Courier New" w:cs="Courier New"/>
-          <w:sz w:val="24"/>
-          <w:szCs w:val="24"/>
-        </w:rPr>
-        <w:t xml:space="preserve">", </w:t>
-      </w:r>
-      <w:proofErr w:type="spellStart"/>
-      <w:r>
-        <w:rPr>
-          <w:rFonts w:ascii="Courier New" w:hAnsi="Courier New" w:cs="Courier New"/>
-          <w:sz w:val="24"/>
-          <w:szCs w:val="24"/>
-        </w:rPr>
-        <w:t>json</w:t>
-      </w:r>
-      <w:proofErr w:type="spellEnd"/>
-      <w:r>
-        <w:rPr>
-          <w:rFonts w:ascii="Courier New" w:hAnsi="Courier New" w:cs="Courier New"/>
-          <w:sz w:val="24"/>
-          <w:szCs w:val="24"/>
-        </w:rPr>
-        <w:t>=</w:t>
-      </w:r>
-      <w:proofErr w:type="spellStart"/>
-      <w:r>
-        <w:rPr>
-          <w:rFonts w:ascii="Courier New" w:hAnsi="Courier New" w:cs="Courier New"/>
-          <w:sz w:val="24"/>
-          <w:szCs w:val="24"/>
-        </w:rPr>
-        <w:t>fb_payload</w:t>
-      </w:r>
-      <w:proofErr w:type="spellEnd"/>
-      <w:r>
-        <w:rPr>
-          <w:rFonts w:ascii="Courier New" w:hAnsi="Courier New" w:cs="Courier New"/>
-          <w:sz w:val="24"/>
-          <w:szCs w:val="24"/>
-        </w:rPr>
-        <w:t>)</w:t>
-      </w:r>
-    </w:p>
-    <w:p>
-      <w:pPr>
-        <w:pStyle w:val="11"/>
-        <w:jc w:val="left"/>
-        <w:rPr>
-          <w:rFonts w:ascii="Courier New" w:hAnsi="Courier New" w:cs="Courier New"/>
-          <w:sz w:val="24"/>
-          <w:szCs w:val="24"/>
-        </w:rPr>
-      </w:pPr>
-      <w:r>
-        <w:rPr>
-          <w:rFonts w:ascii="Courier New" w:hAnsi="Courier New" w:cs="Courier New"/>
-          <w:sz w:val="24"/>
-          <w:szCs w:val="24"/>
-        </w:rPr>
-        <w:t xml:space="preserve">33                         </w:t>
-      </w:r>
-      <w:proofErr w:type="spellStart"/>
-      <w:r>
-        <w:rPr>
-          <w:rFonts w:ascii="Courier New" w:hAnsi="Courier New" w:cs="Courier New"/>
-          <w:sz w:val="24"/>
-          <w:szCs w:val="24"/>
-        </w:rPr>
-        <w:t>if</w:t>
-      </w:r>
-      <w:proofErr w:type="spellEnd"/>
-      <w:r>
-        <w:rPr>
-          <w:rFonts w:ascii="Courier New" w:hAnsi="Courier New" w:cs="Courier New"/>
-          <w:sz w:val="24"/>
-          <w:szCs w:val="24"/>
-        </w:rPr>
-        <w:t xml:space="preserve"> res.status_code == 201:</w:t>
-      </w:r>
-    </w:p>
-    <w:p>
-      <w:pPr>
-        <w:pStyle w:val="11"/>
-        <w:jc w:val="left"/>
-        <w:rPr>
-          <w:rFonts w:ascii="Courier New" w:hAnsi="Courier New" w:cs="Courier New"/>
-          <w:sz w:val="24"/>
-          <w:szCs w:val="24"/>
-        </w:rPr>
-      </w:pPr>
-      <w:r>
-        <w:rPr>
-          <w:rFonts w:ascii="Courier New" w:hAnsi="Courier New" w:cs="Courier New"/>
-          <w:sz w:val="24"/>
-          <w:szCs w:val="24"/>
-        </w:rPr>
-        <w:t xml:space="preserve">34                             </w:t>
+        <w:t xml:space="preserve">43             </w:t>
       </w:r>
       <w:proofErr w:type="spellStart"/>
       <w:r>
@@ -5614,63 +5999,154 @@
           <w:sz w:val="24"/>
           <w:szCs w:val="24"/>
         </w:rPr>
-        <w:t>("[ДЯКУЄМО] Відгук збережено!")</w:t>
-      </w:r>
-    </w:p>
-    <w:p>
-      <w:pPr>
-        <w:pStyle w:val="11"/>
-        <w:jc w:val="left"/>
-        <w:rPr>
-          <w:rFonts w:ascii="Courier New" w:hAnsi="Courier New" w:cs="Courier New"/>
-          <w:sz w:val="24"/>
-          <w:szCs w:val="24"/>
-        </w:rPr>
-      </w:pPr>
-      <w:r>
-        <w:rPr>
-          <w:rFonts w:ascii="Courier New" w:hAnsi="Courier New" w:cs="Courier New"/>
-          <w:sz w:val="24"/>
-          <w:szCs w:val="24"/>
-        </w:rPr>
-        <w:t xml:space="preserve">35                     </w:t>
-      </w:r>
-      <w:proofErr w:type="spellStart"/>
-      <w:r>
-        <w:rPr>
-          <w:rFonts w:ascii="Courier New" w:hAnsi="Courier New" w:cs="Courier New"/>
-          <w:sz w:val="24"/>
-          <w:szCs w:val="24"/>
-        </w:rPr>
-        <w:t>else</w:t>
-      </w:r>
-      <w:proofErr w:type="spellEnd"/>
-      <w:r>
-        <w:rPr>
-          <w:rFonts w:ascii="Courier New" w:hAnsi="Courier New" w:cs="Courier New"/>
-          <w:sz w:val="24"/>
-          <w:szCs w:val="24"/>
-        </w:rPr>
-        <w:t>:</w:t>
-      </w:r>
-    </w:p>
-    <w:p>
-      <w:pPr>
-        <w:pStyle w:val="11"/>
-        <w:jc w:val="left"/>
-        <w:rPr>
-          <w:rFonts w:ascii="Courier New" w:hAnsi="Courier New" w:cs="Courier New"/>
-          <w:sz w:val="24"/>
-          <w:szCs w:val="24"/>
-        </w:rPr>
-      </w:pPr>
-      <w:r>
-        <w:rPr>
-          <w:rFonts w:ascii="Courier New" w:hAnsi="Courier New" w:cs="Courier New"/>
-          <w:sz w:val="24"/>
-          <w:szCs w:val="24"/>
-        </w:rPr>
-        <w:t xml:space="preserve">36                         </w:t>
+        <w:t>(f"[ПОМИЛКА {</w:t>
+      </w:r>
+      <w:proofErr w:type="spellStart"/>
+      <w:r>
+        <w:rPr>
+          <w:rFonts w:ascii="Courier New" w:hAnsi="Courier New" w:cs="Courier New"/>
+          <w:sz w:val="24"/>
+          <w:szCs w:val="24"/>
+        </w:rPr>
+        <w:t>response.status_code</w:t>
+      </w:r>
+      <w:proofErr w:type="spellEnd"/>
+      <w:r>
+        <w:rPr>
+          <w:rFonts w:ascii="Courier New" w:hAnsi="Courier New" w:cs="Courier New"/>
+          <w:sz w:val="24"/>
+          <w:szCs w:val="24"/>
+        </w:rPr>
+        <w:t>}] Відповідь: {</w:t>
+      </w:r>
+      <w:proofErr w:type="spellStart"/>
+      <w:r>
+        <w:rPr>
+          <w:rFonts w:ascii="Courier New" w:hAnsi="Courier New" w:cs="Courier New"/>
+          <w:sz w:val="24"/>
+          <w:szCs w:val="24"/>
+        </w:rPr>
+        <w:t>response.text</w:t>
+      </w:r>
+      <w:proofErr w:type="spellEnd"/>
+      <w:r>
+        <w:rPr>
+          <w:rFonts w:ascii="Courier New" w:hAnsi="Courier New" w:cs="Courier New"/>
+          <w:sz w:val="24"/>
+          <w:szCs w:val="24"/>
+        </w:rPr>
+        <w:t>}")</w:t>
+      </w:r>
+    </w:p>
+    <w:p>
+      <w:pPr>
+        <w:pStyle w:val="11"/>
+        <w:jc w:val="left"/>
+        <w:rPr>
+          <w:rFonts w:ascii="Courier New" w:hAnsi="Courier New" w:cs="Courier New"/>
+          <w:sz w:val="24"/>
+          <w:szCs w:val="24"/>
+        </w:rPr>
+      </w:pPr>
+      <w:r>
+        <w:rPr>
+          <w:rFonts w:ascii="Courier New" w:hAnsi="Courier New" w:cs="Courier New"/>
+          <w:sz w:val="24"/>
+          <w:szCs w:val="24"/>
+        </w:rPr>
+        <w:t xml:space="preserve">44             </w:t>
+      </w:r>
+    </w:p>
+    <w:p>
+      <w:pPr>
+        <w:pStyle w:val="11"/>
+        <w:jc w:val="left"/>
+        <w:rPr>
+          <w:rFonts w:ascii="Courier New" w:hAnsi="Courier New" w:cs="Courier New"/>
+          <w:sz w:val="24"/>
+          <w:szCs w:val="24"/>
+        </w:rPr>
+      </w:pPr>
+      <w:r>
+        <w:rPr>
+          <w:rFonts w:ascii="Courier New" w:hAnsi="Courier New" w:cs="Courier New"/>
+          <w:sz w:val="24"/>
+          <w:szCs w:val="24"/>
+        </w:rPr>
+        <w:t xml:space="preserve">45     </w:t>
+      </w:r>
+      <w:proofErr w:type="spellStart"/>
+      <w:r>
+        <w:rPr>
+          <w:rFonts w:ascii="Courier New" w:hAnsi="Courier New" w:cs="Courier New"/>
+          <w:sz w:val="24"/>
+          <w:szCs w:val="24"/>
+        </w:rPr>
+        <w:t>except</w:t>
+      </w:r>
+      <w:proofErr w:type="spellEnd"/>
+      <w:r>
+        <w:rPr>
+          <w:rFonts w:ascii="Courier New" w:hAnsi="Courier New" w:cs="Courier New"/>
+          <w:sz w:val="24"/>
+          <w:szCs w:val="24"/>
+        </w:rPr>
+        <w:t xml:space="preserve"> </w:t>
+      </w:r>
+      <w:proofErr w:type="spellStart"/>
+      <w:r>
+        <w:rPr>
+          <w:rFonts w:ascii="Courier New" w:hAnsi="Courier New" w:cs="Courier New"/>
+          <w:sz w:val="24"/>
+          <w:szCs w:val="24"/>
+        </w:rPr>
+        <w:t>requests.exceptions.RequestException</w:t>
+      </w:r>
+      <w:proofErr w:type="spellEnd"/>
+      <w:r>
+        <w:rPr>
+          <w:rFonts w:ascii="Courier New" w:hAnsi="Courier New" w:cs="Courier New"/>
+          <w:sz w:val="24"/>
+          <w:szCs w:val="24"/>
+        </w:rPr>
+        <w:t xml:space="preserve"> </w:t>
+      </w:r>
+      <w:proofErr w:type="spellStart"/>
+      <w:r>
+        <w:rPr>
+          <w:rFonts w:ascii="Courier New" w:hAnsi="Courier New" w:cs="Courier New"/>
+          <w:sz w:val="24"/>
+          <w:szCs w:val="24"/>
+        </w:rPr>
+        <w:t>as</w:t>
+      </w:r>
+      <w:proofErr w:type="spellEnd"/>
+      <w:r>
+        <w:rPr>
+          <w:rFonts w:ascii="Courier New" w:hAnsi="Courier New" w:cs="Courier New"/>
+          <w:sz w:val="24"/>
+          <w:szCs w:val="24"/>
+        </w:rPr>
+        <w:t xml:space="preserve"> e:</w:t>
+      </w:r>
+    </w:p>
+    <w:p>
+      <w:pPr>
+        <w:pStyle w:val="11"/>
+        <w:jc w:val="left"/>
+        <w:rPr>
+          <w:rFonts w:ascii="Courier New" w:hAnsi="Courier New" w:cs="Courier New"/>
+          <w:sz w:val="24"/>
+          <w:szCs w:val="24"/>
+        </w:rPr>
+      </w:pPr>
+      <w:r>
+        <w:rPr>
+          <w:rFonts w:ascii="Courier New" w:hAnsi="Courier New" w:cs="Courier New"/>
+          <w:sz w:val="24"/>
+          <w:szCs w:val="24"/>
+        </w:rPr>
+        <w:t xml:space="preserve">46         </w:t>
       </w:r>
       <w:proofErr w:type="spellStart"/>
       <w:r>
@@ -5688,448 +6164,6 @@
           <w:sz w:val="24"/>
           <w:szCs w:val="24"/>
         </w:rPr>
-        <w:t>("[ПОМИЛКА] Оцінка має бути від 1 до 5.")</w:t>
-      </w:r>
-    </w:p>
-    <w:p>
-      <w:pPr>
-        <w:pStyle w:val="11"/>
-        <w:jc w:val="left"/>
-        <w:rPr>
-          <w:rFonts w:ascii="Courier New" w:hAnsi="Courier New" w:cs="Courier New"/>
-          <w:sz w:val="24"/>
-          <w:szCs w:val="24"/>
-        </w:rPr>
-      </w:pPr>
-      <w:r>
-        <w:rPr>
-          <w:rFonts w:ascii="Courier New" w:hAnsi="Courier New" w:cs="Courier New"/>
-          <w:sz w:val="24"/>
-          <w:szCs w:val="24"/>
-        </w:rPr>
-        <w:t xml:space="preserve">37                 </w:t>
-      </w:r>
-      <w:proofErr w:type="spellStart"/>
-      <w:r>
-        <w:rPr>
-          <w:rFonts w:ascii="Courier New" w:hAnsi="Courier New" w:cs="Courier New"/>
-          <w:sz w:val="24"/>
-          <w:szCs w:val="24"/>
-        </w:rPr>
-        <w:t>except</w:t>
-      </w:r>
-      <w:proofErr w:type="spellEnd"/>
-      <w:r>
-        <w:rPr>
-          <w:rFonts w:ascii="Courier New" w:hAnsi="Courier New" w:cs="Courier New"/>
-          <w:sz w:val="24"/>
-          <w:szCs w:val="24"/>
-        </w:rPr>
-        <w:t xml:space="preserve"> ValueError:</w:t>
-      </w:r>
-    </w:p>
-    <w:p>
-      <w:pPr>
-        <w:pStyle w:val="11"/>
-        <w:jc w:val="left"/>
-        <w:rPr>
-          <w:rFonts w:ascii="Courier New" w:hAnsi="Courier New" w:cs="Courier New"/>
-          <w:sz w:val="24"/>
-          <w:szCs w:val="24"/>
-        </w:rPr>
-      </w:pPr>
-      <w:r>
-        <w:rPr>
-          <w:rFonts w:ascii="Courier New" w:hAnsi="Courier New" w:cs="Courier New"/>
-          <w:sz w:val="24"/>
-          <w:szCs w:val="24"/>
-        </w:rPr>
-        <w:t xml:space="preserve">38                     </w:t>
-      </w:r>
-      <w:proofErr w:type="spellStart"/>
-      <w:r>
-        <w:rPr>
-          <w:rFonts w:ascii="Courier New" w:hAnsi="Courier New" w:cs="Courier New"/>
-          <w:sz w:val="24"/>
-          <w:szCs w:val="24"/>
-        </w:rPr>
-        <w:t>print</w:t>
-      </w:r>
-      <w:proofErr w:type="spellEnd"/>
-      <w:r>
-        <w:rPr>
-          <w:rFonts w:ascii="Courier New" w:hAnsi="Courier New" w:cs="Courier New"/>
-          <w:sz w:val="24"/>
-          <w:szCs w:val="24"/>
-        </w:rPr>
-        <w:t>("[ПОМИЛКА] Потрібно ввести число.")</w:t>
-      </w:r>
-    </w:p>
-    <w:p>
-      <w:pPr>
-        <w:pStyle w:val="11"/>
-        <w:jc w:val="left"/>
-        <w:rPr>
-          <w:rFonts w:ascii="Courier New" w:hAnsi="Courier New" w:cs="Courier New"/>
-          <w:sz w:val="24"/>
-          <w:szCs w:val="24"/>
-        </w:rPr>
-      </w:pPr>
-      <w:r>
-        <w:rPr>
-          <w:rFonts w:ascii="Courier New" w:hAnsi="Courier New" w:cs="Courier New"/>
-          <w:sz w:val="24"/>
-          <w:szCs w:val="24"/>
-        </w:rPr>
-        <w:t xml:space="preserve">39                     </w:t>
-      </w:r>
-    </w:p>
-    <w:p>
-      <w:pPr>
-        <w:pStyle w:val="11"/>
-        <w:jc w:val="left"/>
-        <w:rPr>
-          <w:rFonts w:ascii="Courier New" w:hAnsi="Courier New" w:cs="Courier New"/>
-          <w:sz w:val="24"/>
-          <w:szCs w:val="24"/>
-        </w:rPr>
-      </w:pPr>
-      <w:r>
-        <w:rPr>
-          <w:rFonts w:ascii="Courier New" w:hAnsi="Courier New" w:cs="Courier New"/>
-          <w:sz w:val="24"/>
-          <w:szCs w:val="24"/>
-        </w:rPr>
-        <w:t xml:space="preserve">40         </w:t>
-      </w:r>
-      <w:proofErr w:type="spellStart"/>
-      <w:r>
-        <w:rPr>
-          <w:rFonts w:ascii="Courier New" w:hAnsi="Courier New" w:cs="Courier New"/>
-          <w:sz w:val="24"/>
-          <w:szCs w:val="24"/>
-        </w:rPr>
-        <w:t>elif</w:t>
-      </w:r>
-      <w:proofErr w:type="spellEnd"/>
-      <w:r>
-        <w:rPr>
-          <w:rFonts w:ascii="Courier New" w:hAnsi="Courier New" w:cs="Courier New"/>
-          <w:sz w:val="24"/>
-          <w:szCs w:val="24"/>
-        </w:rPr>
-        <w:t xml:space="preserve"> </w:t>
-      </w:r>
-      <w:proofErr w:type="spellStart"/>
-      <w:r>
-        <w:rPr>
-          <w:rFonts w:ascii="Courier New" w:hAnsi="Courier New" w:cs="Courier New"/>
-          <w:sz w:val="24"/>
-          <w:szCs w:val="24"/>
-        </w:rPr>
-        <w:t>response.status_code</w:t>
-      </w:r>
-      <w:proofErr w:type="spellEnd"/>
-      <w:r>
-        <w:rPr>
-          <w:rFonts w:ascii="Courier New" w:hAnsi="Courier New" w:cs="Courier New"/>
-          <w:sz w:val="24"/>
-          <w:szCs w:val="24"/>
-        </w:rPr>
-        <w:t xml:space="preserve"> == 404:</w:t>
-      </w:r>
-    </w:p>
-    <w:p>
-      <w:pPr>
-        <w:pStyle w:val="11"/>
-        <w:jc w:val="left"/>
-        <w:rPr>
-          <w:rFonts w:ascii="Courier New" w:hAnsi="Courier New" w:cs="Courier New"/>
-          <w:sz w:val="24"/>
-          <w:szCs w:val="24"/>
-        </w:rPr>
-      </w:pPr>
-      <w:r>
-        <w:rPr>
-          <w:rFonts w:ascii="Courier New" w:hAnsi="Courier New" w:cs="Courier New"/>
-          <w:sz w:val="24"/>
-          <w:szCs w:val="24"/>
-        </w:rPr>
-        <w:t xml:space="preserve">41             </w:t>
-      </w:r>
-      <w:proofErr w:type="spellStart"/>
-      <w:r>
-        <w:rPr>
-          <w:rFonts w:ascii="Courier New" w:hAnsi="Courier New" w:cs="Courier New"/>
-          <w:sz w:val="24"/>
-          <w:szCs w:val="24"/>
-        </w:rPr>
-        <w:t>print</w:t>
-      </w:r>
-      <w:proofErr w:type="spellEnd"/>
-      <w:r>
-        <w:rPr>
-          <w:rFonts w:ascii="Courier New" w:hAnsi="Courier New" w:cs="Courier New"/>
-          <w:sz w:val="24"/>
-          <w:szCs w:val="24"/>
-        </w:rPr>
-        <w:t>(f"[ПОМИЛКА 404] Рекламу для емоції '{</w:t>
-      </w:r>
-      <w:proofErr w:type="spellStart"/>
-      <w:r>
-        <w:rPr>
-          <w:rFonts w:ascii="Courier New" w:hAnsi="Courier New" w:cs="Courier New"/>
-          <w:sz w:val="24"/>
-          <w:szCs w:val="24"/>
-        </w:rPr>
-        <w:t>emotion</w:t>
-      </w:r>
-      <w:proofErr w:type="spellEnd"/>
-      <w:r>
-        <w:rPr>
-          <w:rFonts w:ascii="Courier New" w:hAnsi="Courier New" w:cs="Courier New"/>
-          <w:sz w:val="24"/>
-          <w:szCs w:val="24"/>
-        </w:rPr>
-        <w:t>}' не знайдено.")</w:t>
-      </w:r>
-    </w:p>
-    <w:p>
-      <w:pPr>
-        <w:pStyle w:val="11"/>
-        <w:jc w:val="left"/>
-        <w:rPr>
-          <w:rFonts w:ascii="Courier New" w:hAnsi="Courier New" w:cs="Courier New"/>
-          <w:sz w:val="24"/>
-          <w:szCs w:val="24"/>
-        </w:rPr>
-      </w:pPr>
-      <w:r>
-        <w:rPr>
-          <w:rFonts w:ascii="Courier New" w:hAnsi="Courier New" w:cs="Courier New"/>
-          <w:sz w:val="24"/>
-          <w:szCs w:val="24"/>
-        </w:rPr>
-        <w:t xml:space="preserve">42         </w:t>
-      </w:r>
-      <w:proofErr w:type="spellStart"/>
-      <w:r>
-        <w:rPr>
-          <w:rFonts w:ascii="Courier New" w:hAnsi="Courier New" w:cs="Courier New"/>
-          <w:sz w:val="24"/>
-          <w:szCs w:val="24"/>
-        </w:rPr>
-        <w:t>else</w:t>
-      </w:r>
-      <w:proofErr w:type="spellEnd"/>
-      <w:r>
-        <w:rPr>
-          <w:rFonts w:ascii="Courier New" w:hAnsi="Courier New" w:cs="Courier New"/>
-          <w:sz w:val="24"/>
-          <w:szCs w:val="24"/>
-        </w:rPr>
-        <w:t>:</w:t>
-      </w:r>
-    </w:p>
-    <w:p>
-      <w:pPr>
-        <w:pStyle w:val="11"/>
-        <w:jc w:val="left"/>
-        <w:rPr>
-          <w:rFonts w:ascii="Courier New" w:hAnsi="Courier New" w:cs="Courier New"/>
-          <w:sz w:val="24"/>
-          <w:szCs w:val="24"/>
-        </w:rPr>
-      </w:pPr>
-      <w:r>
-        <w:rPr>
-          <w:rFonts w:ascii="Courier New" w:hAnsi="Courier New" w:cs="Courier New"/>
-          <w:sz w:val="24"/>
-          <w:szCs w:val="24"/>
-        </w:rPr>
-        <w:t xml:space="preserve">43             </w:t>
-      </w:r>
-      <w:proofErr w:type="spellStart"/>
-      <w:r>
-        <w:rPr>
-          <w:rFonts w:ascii="Courier New" w:hAnsi="Courier New" w:cs="Courier New"/>
-          <w:sz w:val="24"/>
-          <w:szCs w:val="24"/>
-        </w:rPr>
-        <w:t>print</w:t>
-      </w:r>
-      <w:proofErr w:type="spellEnd"/>
-      <w:r>
-        <w:rPr>
-          <w:rFonts w:ascii="Courier New" w:hAnsi="Courier New" w:cs="Courier New"/>
-          <w:sz w:val="24"/>
-          <w:szCs w:val="24"/>
-        </w:rPr>
-        <w:t>(f"[ПОМИЛКА {</w:t>
-      </w:r>
-      <w:proofErr w:type="spellStart"/>
-      <w:r>
-        <w:rPr>
-          <w:rFonts w:ascii="Courier New" w:hAnsi="Courier New" w:cs="Courier New"/>
-          <w:sz w:val="24"/>
-          <w:szCs w:val="24"/>
-        </w:rPr>
-        <w:t>response.status_code</w:t>
-      </w:r>
-      <w:proofErr w:type="spellEnd"/>
-      <w:r>
-        <w:rPr>
-          <w:rFonts w:ascii="Courier New" w:hAnsi="Courier New" w:cs="Courier New"/>
-          <w:sz w:val="24"/>
-          <w:szCs w:val="24"/>
-        </w:rPr>
-        <w:t>}] Відповідь: {</w:t>
-      </w:r>
-      <w:proofErr w:type="spellStart"/>
-      <w:r>
-        <w:rPr>
-          <w:rFonts w:ascii="Courier New" w:hAnsi="Courier New" w:cs="Courier New"/>
-          <w:sz w:val="24"/>
-          <w:szCs w:val="24"/>
-        </w:rPr>
-        <w:t>response.text</w:t>
-      </w:r>
-      <w:proofErr w:type="spellEnd"/>
-      <w:r>
-        <w:rPr>
-          <w:rFonts w:ascii="Courier New" w:hAnsi="Courier New" w:cs="Courier New"/>
-          <w:sz w:val="24"/>
-          <w:szCs w:val="24"/>
-        </w:rPr>
-        <w:t>}")</w:t>
-      </w:r>
-    </w:p>
-    <w:p>
-      <w:pPr>
-        <w:pStyle w:val="11"/>
-        <w:jc w:val="left"/>
-        <w:rPr>
-          <w:rFonts w:ascii="Courier New" w:hAnsi="Courier New" w:cs="Courier New"/>
-          <w:sz w:val="24"/>
-          <w:szCs w:val="24"/>
-        </w:rPr>
-      </w:pPr>
-      <w:r>
-        <w:rPr>
-          <w:rFonts w:ascii="Courier New" w:hAnsi="Courier New" w:cs="Courier New"/>
-          <w:sz w:val="24"/>
-          <w:szCs w:val="24"/>
-        </w:rPr>
-        <w:t xml:space="preserve">44             </w:t>
-      </w:r>
-    </w:p>
-    <w:p>
-      <w:pPr>
-        <w:pStyle w:val="11"/>
-        <w:jc w:val="left"/>
-        <w:rPr>
-          <w:rFonts w:ascii="Courier New" w:hAnsi="Courier New" w:cs="Courier New"/>
-          <w:sz w:val="24"/>
-          <w:szCs w:val="24"/>
-        </w:rPr>
-      </w:pPr>
-      <w:r>
-        <w:rPr>
-          <w:rFonts w:ascii="Courier New" w:hAnsi="Courier New" w:cs="Courier New"/>
-          <w:sz w:val="24"/>
-          <w:szCs w:val="24"/>
-        </w:rPr>
-        <w:t xml:space="preserve">45     </w:t>
-      </w:r>
-      <w:proofErr w:type="spellStart"/>
-      <w:r>
-        <w:rPr>
-          <w:rFonts w:ascii="Courier New" w:hAnsi="Courier New" w:cs="Courier New"/>
-          <w:sz w:val="24"/>
-          <w:szCs w:val="24"/>
-        </w:rPr>
-        <w:t>except</w:t>
-      </w:r>
-      <w:proofErr w:type="spellEnd"/>
-      <w:r>
-        <w:rPr>
-          <w:rFonts w:ascii="Courier New" w:hAnsi="Courier New" w:cs="Courier New"/>
-          <w:sz w:val="24"/>
-          <w:szCs w:val="24"/>
-        </w:rPr>
-        <w:t xml:space="preserve"> </w:t>
-      </w:r>
-      <w:proofErr w:type="spellStart"/>
-      <w:r>
-        <w:rPr>
-          <w:rFonts w:ascii="Courier New" w:hAnsi="Courier New" w:cs="Courier New"/>
-          <w:sz w:val="24"/>
-          <w:szCs w:val="24"/>
-        </w:rPr>
-        <w:t>requests.exceptions.RequestException</w:t>
-      </w:r>
-      <w:proofErr w:type="spellEnd"/>
-      <w:r>
-        <w:rPr>
-          <w:rFonts w:ascii="Courier New" w:hAnsi="Courier New" w:cs="Courier New"/>
-          <w:sz w:val="24"/>
-          <w:szCs w:val="24"/>
-        </w:rPr>
-        <w:t xml:space="preserve"> </w:t>
-      </w:r>
-      <w:proofErr w:type="spellStart"/>
-      <w:r>
-        <w:rPr>
-          <w:rFonts w:ascii="Courier New" w:hAnsi="Courier New" w:cs="Courier New"/>
-          <w:sz w:val="24"/>
-          <w:szCs w:val="24"/>
-        </w:rPr>
-        <w:t>as</w:t>
-      </w:r>
-      <w:proofErr w:type="spellEnd"/>
-      <w:r>
-        <w:rPr>
-          <w:rFonts w:ascii="Courier New" w:hAnsi="Courier New" w:cs="Courier New"/>
-          <w:sz w:val="24"/>
-          <w:szCs w:val="24"/>
-        </w:rPr>
-        <w:t xml:space="preserve"> e:</w:t>
-      </w:r>
-    </w:p>
-    <w:p>
-      <w:pPr>
-        <w:pStyle w:val="11"/>
-        <w:jc w:val="left"/>
-        <w:rPr>
-          <w:rFonts w:ascii="Courier New" w:hAnsi="Courier New" w:cs="Courier New"/>
-          <w:sz w:val="24"/>
-          <w:szCs w:val="24"/>
-        </w:rPr>
-      </w:pPr>
-      <w:r>
-        <w:rPr>
-          <w:rFonts w:ascii="Courier New" w:hAnsi="Courier New" w:cs="Courier New"/>
-          <w:sz w:val="24"/>
-          <w:szCs w:val="24"/>
-        </w:rPr>
-        <w:t xml:space="preserve">46         </w:t>
-      </w:r>
-      <w:proofErr w:type="spellStart"/>
-      <w:r>
-        <w:rPr>
-          <w:rFonts w:ascii="Courier New" w:hAnsi="Courier New" w:cs="Courier New"/>
-          <w:sz w:val="24"/>
-          <w:szCs w:val="24"/>
-        </w:rPr>
-        <w:t>print</w:t>
-      </w:r>
-      <w:proofErr w:type="spellEnd"/>
-      <w:r>
-        <w:rPr>
-          <w:rFonts w:ascii="Courier New" w:hAnsi="Courier New" w:cs="Courier New"/>
-          <w:sz w:val="24"/>
-          <w:szCs w:val="24"/>
-        </w:rPr>
         <w:t>(f"[ПОМИЛКА МЕРЕЖІ] {e}")</w:t>
       </w:r>
     </w:p>
@@ -6149,7 +6183,6 @@
           <w:sz w:val="24"/>
           <w:szCs w:val="24"/>
         </w:rPr>
-        <w:lastRenderedPageBreak/>
         <w:t xml:space="preserve">47         </w:t>
       </w:r>
     </w:p>
